--- a/lessons/6-2/downloads/reveal/teacher/6.2-session-1-prerequisite-practice-a.docx
+++ b/lessons/6-2/downloads/reveal/teacher/6.2-session-1-prerequisite-practice-a.docx
@@ -15,10 +15,28 @@
         <w:rPr>
           <w:rFonts w:ascii="Avenir Next" w:hAnsi="Avenir Next" w:cs="Avenir Next" w:eastAsia="Avenir Next"/>
           <w:color w:val="1A1A1A"/>
+          <w:sz w:val="22"/>
+          <w:szCs w:val="20"/>
+        </w:rPr>
+        <w:t xml:space="preserve">Name</w:t>
+      </w:r>
+      <w:r>
+        <w:rPr>
+          <w:rFonts w:ascii="Avenir Next" w:hAnsi="Avenir Next" w:cs="Avenir Next" w:eastAsia="Avenir Next"/>
+          <w:color w:val="1A1A1A"/>
           <w:sz w:val="20"/>
           <w:szCs w:val="20"/>
         </w:rPr>
-        <w:t xml:space="preserve">Name</w:t>
+        <w:tab/>
+      </w:r>
+      <w:r>
+        <w:rPr>
+          <w:rFonts w:ascii="Avenir Next" w:hAnsi="Avenir Next" w:cs="Avenir Next" w:eastAsia="Avenir Next"/>
+          <w:color w:val="1A1A1A"/>
+          <w:sz w:val="22"/>
+          <w:szCs w:val="20"/>
+        </w:rPr>
+        <w:t xml:space="preserve">   Date</w:t>
       </w:r>
       <w:r>
         <w:rPr>
@@ -33,25 +51,7 @@
         <w:rPr>
           <w:rFonts w:ascii="Avenir Next" w:hAnsi="Avenir Next" w:cs="Avenir Next" w:eastAsia="Avenir Next"/>
           <w:color w:val="1A1A1A"/>
-          <w:sz w:val="20"/>
-          <w:szCs w:val="20"/>
-        </w:rPr>
-        <w:t xml:space="preserve">   Date</w:t>
-      </w:r>
-      <w:r>
-        <w:rPr>
-          <w:rFonts w:ascii="Avenir Next" w:hAnsi="Avenir Next" w:cs="Avenir Next" w:eastAsia="Avenir Next"/>
-          <w:color w:val="1A1A1A"/>
-          <w:sz w:val="20"/>
-          <w:szCs w:val="20"/>
-        </w:rPr>
-        <w:tab/>
-      </w:r>
-      <w:r>
-        <w:rPr>
-          <w:rFonts w:ascii="Avenir Next" w:hAnsi="Avenir Next" w:cs="Avenir Next" w:eastAsia="Avenir Next"/>
-          <w:color w:val="1A1A1A"/>
-          <w:sz w:val="20"/>
+          <w:sz w:val="22"/>
           <w:szCs w:val="20"/>
         </w:rPr>
         <w:t xml:space="preserve">   Period</w:t>
@@ -78,7 +78,7 @@
           <w:caps/>
           <w:color w:val="003A70"/>
           <w:spacing w:val="12"/>
-          <w:sz w:val="19"/>
+          <w:sz w:val="22"/>
           <w:szCs w:val="19"/>
         </w:rPr>
         <w:t xml:space="preserve">Lesson 6-2  ·  Session 1  ·  Prerequisite Practice A  ·  Skill 1 of 2</w:t>
@@ -86,6 +86,7 @@
     </w:p>
     <w:p>
       <w:pPr>
+        <w:pStyle w:val="Heading1"/>
         <w:keepNext/>
         <w:spacing w:before="0" w:after="10" w:line="240" w:lineRule="auto"/>
       </w:pPr>
@@ -111,7 +112,7 @@
         <w:rPr>
           <w:rFonts w:ascii="Avenir Next" w:hAnsi="Avenir Next" w:cs="Avenir Next" w:eastAsia="Avenir Next"/>
           <w:color w:val="5A5F66"/>
-          <w:sz w:val="17"/>
+          <w:sz w:val="22"/>
           <w:szCs w:val="17"/>
         </w:rPr>
         <w:t xml:space="preserve">Builds on Grade 5 · 5.NF.B.4a</w:t>
@@ -154,6 +155,7 @@
           </w:tcPr>
           <w:p>
             <w:pPr>
+              <w:pStyle w:val="Heading2"/>
               <w:spacing w:before="0" w:after="0" w:line="252" w:lineRule="auto"/>
             </w:pPr>
             <w:r>
@@ -183,7 +185,7 @@
               <w:rPr>
                 <w:rFonts w:ascii="Avenir Next" w:hAnsi="Avenir Next" w:cs="Avenir Next" w:eastAsia="Avenir Next"/>
                 <w:color w:val="1A1A1A"/>
-                <w:sz w:val="20"/>
+                <w:sz w:val="22"/>
                 <w:szCs w:val="20"/>
               </w:rPr>
               <w:t xml:space="preserve">You will find 5/6 ÷ 1/18. After you flip, it becomes 5/6 × 18.</w:t>
@@ -203,6 +205,7 @@
           </w:tcPr>
           <w:p>
             <w:pPr>
+              <w:pStyle w:val="Heading2"/>
               <w:spacing w:before="0" w:after="0" w:line="252" w:lineRule="auto"/>
             </w:pPr>
             <w:r>
@@ -232,7 +235,7 @@
               <w:rPr>
                 <w:rFonts w:ascii="Avenir Next" w:hAnsi="Avenir Next" w:cs="Avenir Next" w:eastAsia="Avenir Next"/>
                 <w:color w:val="1A1A1A"/>
-                <w:sz w:val="20"/>
+                <w:sz w:val="22"/>
                 <w:szCs w:val="20"/>
               </w:rPr>
               <w:t xml:space="preserve">Multiply a fraction by a whole number, like 3/4 × 12.  </w:t>
@@ -242,7 +245,7 @@
                 <w:rFonts w:ascii="Avenir Next" w:hAnsi="Avenir Next" w:cs="Avenir Next" w:eastAsia="Avenir Next"/>
                 <w:b/>
                 <w:color w:val="1A1A1A"/>
-                <w:sz w:val="20"/>
+                <w:sz w:val="22"/>
                 <w:szCs w:val="20"/>
               </w:rPr>
               <w:t xml:space="preserve">You will use it in Practice Form A, problems 4 and 8.</w:t>
@@ -253,6 +256,7 @@
     </w:tbl>
     <w:p>
       <w:pPr>
+        <w:pStyle w:val="Heading2"/>
         <w:keepNext/>
         <w:pBdr>
           <w:bottom w:val="single" w:sz="8" w:space="3" w:color="003A70"/>
@@ -268,7 +272,7 @@
           <w:b/>
           <w:color w:val="003A70"/>
           <w:spacing w:val="14"/>
-          <w:sz w:val="19"/>
+          <w:sz w:val="22"/>
           <w:szCs w:val="19"/>
         </w:rPr>
         <w:t xml:space="preserve">STEPS TO FOLLOW</w:t>
@@ -287,7 +291,7 @@
           <w:rFonts w:ascii="Avenir Next" w:hAnsi="Avenir Next" w:cs="Avenir Next" w:eastAsia="Avenir Next"/>
           <w:i/>
           <w:color w:val="5A5F66"/>
-          <w:sz w:val="17"/>
+          <w:sz w:val="22"/>
           <w:szCs w:val="17"/>
         </w:rPr>
         <w:t xml:space="preserve">use these same steps on every problem</w:t>
@@ -329,6 +333,7 @@
           </w:tcPr>
           <w:p>
             <w:pPr>
+              <w:pStyle w:val="Heading1"/>
               <w:spacing w:before="0" w:after="0" w:line="240" w:lineRule="auto"/>
               <w:jc w:val="center"/>
             </w:pPr>
@@ -357,7 +362,7 @@
               <w:rPr>
                 <w:rFonts w:ascii="Avenir Next" w:hAnsi="Avenir Next" w:cs="Avenir Next" w:eastAsia="Avenir Next"/>
                 <w:color w:val="1A1A1A"/>
-                <w:sz w:val="21"/>
+                <w:sz w:val="22"/>
                 <w:szCs w:val="21"/>
               </w:rPr>
               <w:t xml:space="preserve">Write the whole number </w:t>
@@ -367,7 +372,7 @@
                 <w:rFonts w:ascii="Avenir Next" w:hAnsi="Avenir Next" w:cs="Avenir Next" w:eastAsia="Avenir Next"/>
                 <w:b/>
                 <w:color w:val="1A1A1A"/>
-                <w:sz w:val="21"/>
+                <w:sz w:val="22"/>
                 <w:szCs w:val="21"/>
               </w:rPr>
               <w:t xml:space="preserve">over 1</w:t>
@@ -376,7 +381,7 @@
               <w:rPr>
                 <w:rFonts w:ascii="Avenir Next" w:hAnsi="Avenir Next" w:cs="Avenir Next" w:eastAsia="Avenir Next"/>
                 <w:color w:val="1A1A1A"/>
-                <w:sz w:val="21"/>
+                <w:sz w:val="22"/>
                 <w:szCs w:val="21"/>
               </w:rPr>
               <w:t xml:space="preserve">.</w:t>
@@ -395,6 +400,7 @@
           </w:tcPr>
           <w:p>
             <w:pPr>
+              <w:pStyle w:val="Heading1"/>
               <w:spacing w:before="0" w:after="0" w:line="240" w:lineRule="auto"/>
               <w:jc w:val="center"/>
             </w:pPr>
@@ -424,7 +430,7 @@
                 <w:rFonts w:ascii="Avenir Next" w:hAnsi="Avenir Next" w:cs="Avenir Next" w:eastAsia="Avenir Next"/>
                 <w:b/>
                 <w:color w:val="1A1A1A"/>
-                <w:sz w:val="21"/>
+                <w:sz w:val="22"/>
                 <w:szCs w:val="21"/>
               </w:rPr>
               <w:t xml:space="preserve">Multiply</w:t>
@@ -433,7 +439,7 @@
               <w:rPr>
                 <w:rFonts w:ascii="Avenir Next" w:hAnsi="Avenir Next" w:cs="Avenir Next" w:eastAsia="Avenir Next"/>
                 <w:color w:val="1A1A1A"/>
-                <w:sz w:val="21"/>
+                <w:sz w:val="22"/>
                 <w:szCs w:val="21"/>
               </w:rPr>
               <w:t xml:space="preserve"> the tops. Multiply the bottoms.</w:t>
@@ -452,6 +458,7 @@
           </w:tcPr>
           <w:p>
             <w:pPr>
+              <w:pStyle w:val="Heading1"/>
               <w:spacing w:before="0" w:after="0" w:line="240" w:lineRule="auto"/>
               <w:jc w:val="center"/>
             </w:pPr>
@@ -481,7 +488,7 @@
                 <w:rFonts w:ascii="Avenir Next" w:hAnsi="Avenir Next" w:cs="Avenir Next" w:eastAsia="Avenir Next"/>
                 <w:b/>
                 <w:color w:val="1A1A1A"/>
-                <w:sz w:val="21"/>
+                <w:sz w:val="22"/>
                 <w:szCs w:val="21"/>
               </w:rPr>
               <w:t xml:space="preserve">Simplify</w:t>
@@ -490,7 +497,7 @@
               <w:rPr>
                 <w:rFonts w:ascii="Avenir Next" w:hAnsi="Avenir Next" w:cs="Avenir Next" w:eastAsia="Avenir Next"/>
                 <w:color w:val="1A1A1A"/>
-                <w:sz w:val="21"/>
+                <w:sz w:val="22"/>
                 <w:szCs w:val="21"/>
               </w:rPr>
               <w:t xml:space="preserve">. Divide the top by the bottom.</w:t>
@@ -501,6 +508,7 @@
     </w:tbl>
     <w:p>
       <w:pPr>
+        <w:pStyle w:val="Heading2"/>
         <w:keepNext/>
         <w:pBdr>
           <w:bottom w:val="single" w:sz="8" w:space="3" w:color="003A70"/>
@@ -516,7 +524,7 @@
           <w:b/>
           <w:color w:val="003A70"/>
           <w:spacing w:val="14"/>
-          <w:sz w:val="19"/>
+          <w:sz w:val="22"/>
           <w:szCs w:val="19"/>
         </w:rPr>
         <w:t xml:space="preserve">WATCH ME</w:t>
@@ -535,7 +543,7 @@
           <w:rFonts w:ascii="Avenir Next" w:hAnsi="Avenir Next" w:cs="Avenir Next" w:eastAsia="Avenir Next"/>
           <w:i/>
           <w:color w:val="5A5F66"/>
-          <w:sz w:val="17"/>
+          <w:sz w:val="22"/>
           <w:szCs w:val="17"/>
         </w:rPr>
         <w:t xml:space="preserve">the steps in action</w:t>
@@ -550,7 +558,7 @@
           <w:rFonts w:ascii="Avenir Next" w:hAnsi="Avenir Next" w:cs="Avenir Next" w:eastAsia="Avenir Next"/>
           <w:b/>
           <w:color w:val="1A1A1A"/>
-          <w:sz w:val="21"/>
+          <w:sz w:val="22"/>
           <w:szCs w:val="21"/>
         </w:rPr>
         <w:t xml:space="preserve">Find 3/4 × 12.</w:t>
@@ -569,25 +577,25 @@
           <w:rFonts w:ascii="Avenir Next" w:hAnsi="Avenir Next" w:cs="Avenir Next" w:eastAsia="Avenir Next"/>
           <w:b/>
           <w:color w:val="003A70"/>
+          <w:sz w:val="22"/>
+          <w:szCs w:val="19"/>
+        </w:rPr>
+        <w:t xml:space="preserve">Step 1</w:t>
+      </w:r>
+      <w:r>
+        <w:rPr>
+          <w:rFonts w:ascii="Avenir Next" w:hAnsi="Avenir Next" w:cs="Avenir Next" w:eastAsia="Avenir Next"/>
+          <w:color w:val="1A1A1A"/>
           <w:sz w:val="19"/>
           <w:szCs w:val="19"/>
         </w:rPr>
-        <w:t xml:space="preserve">Step 1</w:t>
-      </w:r>
-      <w:r>
-        <w:rPr>
-          <w:rFonts w:ascii="Avenir Next" w:hAnsi="Avenir Next" w:cs="Avenir Next" w:eastAsia="Avenir Next"/>
-          <w:color w:val="1A1A1A"/>
-          <w:sz w:val="19"/>
-          <w:szCs w:val="19"/>
-        </w:rPr>
         <w:tab/>
       </w:r>
       <w:r>
         <w:rPr>
           <w:rFonts w:ascii="Avenir Next" w:hAnsi="Avenir Next" w:cs="Avenir Next" w:eastAsia="Avenir Next"/>
           <w:color w:val="1A1A1A"/>
-          <w:sz w:val="21"/>
+          <w:sz w:val="22"/>
           <w:szCs w:val="21"/>
         </w:rPr>
         <w:t xml:space="preserve">12 = 12/1.</w:t>
@@ -606,25 +614,25 @@
           <w:rFonts w:ascii="Avenir Next" w:hAnsi="Avenir Next" w:cs="Avenir Next" w:eastAsia="Avenir Next"/>
           <w:b/>
           <w:color w:val="003A70"/>
+          <w:sz w:val="22"/>
+          <w:szCs w:val="19"/>
+        </w:rPr>
+        <w:t xml:space="preserve">Step 2</w:t>
+      </w:r>
+      <w:r>
+        <w:rPr>
+          <w:rFonts w:ascii="Avenir Next" w:hAnsi="Avenir Next" w:cs="Avenir Next" w:eastAsia="Avenir Next"/>
+          <w:color w:val="1A1A1A"/>
           <w:sz w:val="19"/>
           <w:szCs w:val="19"/>
         </w:rPr>
-        <w:t xml:space="preserve">Step 2</w:t>
-      </w:r>
-      <w:r>
-        <w:rPr>
-          <w:rFonts w:ascii="Avenir Next" w:hAnsi="Avenir Next" w:cs="Avenir Next" w:eastAsia="Avenir Next"/>
-          <w:color w:val="1A1A1A"/>
-          <w:sz w:val="19"/>
-          <w:szCs w:val="19"/>
-        </w:rPr>
         <w:tab/>
       </w:r>
       <w:r>
         <w:rPr>
           <w:rFonts w:ascii="Avenir Next" w:hAnsi="Avenir Next" w:cs="Avenir Next" w:eastAsia="Avenir Next"/>
           <w:color w:val="1A1A1A"/>
-          <w:sz w:val="21"/>
+          <w:sz w:val="22"/>
           <w:szCs w:val="21"/>
         </w:rPr>
         <w:t xml:space="preserve">3/4 × 12/1 = 36/4.</w:t>
@@ -643,25 +651,25 @@
           <w:rFonts w:ascii="Avenir Next" w:hAnsi="Avenir Next" w:cs="Avenir Next" w:eastAsia="Avenir Next"/>
           <w:b/>
           <w:color w:val="003A70"/>
+          <w:sz w:val="22"/>
+          <w:szCs w:val="19"/>
+        </w:rPr>
+        <w:t xml:space="preserve">Step 3</w:t>
+      </w:r>
+      <w:r>
+        <w:rPr>
+          <w:rFonts w:ascii="Avenir Next" w:hAnsi="Avenir Next" w:cs="Avenir Next" w:eastAsia="Avenir Next"/>
+          <w:color w:val="1A1A1A"/>
           <w:sz w:val="19"/>
           <w:szCs w:val="19"/>
         </w:rPr>
-        <w:t xml:space="preserve">Step 3</w:t>
-      </w:r>
-      <w:r>
-        <w:rPr>
-          <w:rFonts w:ascii="Avenir Next" w:hAnsi="Avenir Next" w:cs="Avenir Next" w:eastAsia="Avenir Next"/>
-          <w:color w:val="1A1A1A"/>
-          <w:sz w:val="19"/>
-          <w:szCs w:val="19"/>
-        </w:rPr>
         <w:tab/>
       </w:r>
       <w:r>
         <w:rPr>
           <w:rFonts w:ascii="Avenir Next" w:hAnsi="Avenir Next" w:cs="Avenir Next" w:eastAsia="Avenir Next"/>
           <w:color w:val="1A1A1A"/>
-          <w:sz w:val="21"/>
+          <w:sz w:val="22"/>
           <w:szCs w:val="21"/>
         </w:rPr>
         <w:t xml:space="preserve">36 ÷ 4 = 9.</w:t>
@@ -680,18 +688,18 @@
           <w:rFonts w:ascii="Avenir Next" w:hAnsi="Avenir Next" w:cs="Avenir Next" w:eastAsia="Avenir Next"/>
           <w:b/>
           <w:color w:val="1A1A1A"/>
+          <w:sz w:val="22"/>
+          <w:szCs w:val="21"/>
+        </w:rPr>
+        <w:t xml:space="preserve">Answer</w:t>
+      </w:r>
+      <w:r>
+        <w:rPr>
+          <w:rFonts w:ascii="Avenir Next" w:hAnsi="Avenir Next" w:cs="Avenir Next" w:eastAsia="Avenir Next"/>
+          <w:color w:val="1A1A1A"/>
           <w:sz w:val="21"/>
           <w:szCs w:val="21"/>
         </w:rPr>
-        <w:t xml:space="preserve">Answer</w:t>
-      </w:r>
-      <w:r>
-        <w:rPr>
-          <w:rFonts w:ascii="Avenir Next" w:hAnsi="Avenir Next" w:cs="Avenir Next" w:eastAsia="Avenir Next"/>
-          <w:color w:val="1A1A1A"/>
-          <w:sz w:val="21"/>
-          <w:szCs w:val="21"/>
-        </w:rPr>
         <w:tab/>
       </w:r>
       <w:r>
@@ -699,7 +707,7 @@
           <w:rFonts w:ascii="Avenir Next" w:hAnsi="Avenir Next" w:cs="Avenir Next" w:eastAsia="Avenir Next"/>
           <w:b/>
           <w:color w:val="1A1A1A"/>
-          <w:sz w:val="21"/>
+          <w:sz w:val="22"/>
           <w:szCs w:val="21"/>
         </w:rPr>
         <w:t xml:space="preserve">9</w:t>
@@ -707,6 +715,7 @@
     </w:p>
     <w:p>
       <w:pPr>
+        <w:pStyle w:val="Heading2"/>
         <w:keepNext/>
         <w:pBdr>
           <w:bottom w:val="single" w:sz="8" w:space="3" w:color="003A70"/>
@@ -722,7 +731,7 @@
           <w:b/>
           <w:color w:val="003A70"/>
           <w:spacing w:val="14"/>
-          <w:sz w:val="19"/>
+          <w:sz w:val="22"/>
           <w:szCs w:val="19"/>
         </w:rPr>
         <w:t xml:space="preserve">TRY IT WITH HELP</w:t>
@@ -741,7 +750,7 @@
           <w:rFonts w:ascii="Avenir Next" w:hAnsi="Avenir Next" w:cs="Avenir Next" w:eastAsia="Avenir Next"/>
           <w:i/>
           <w:color w:val="5A5F66"/>
-          <w:sz w:val="17"/>
+          <w:sz w:val="22"/>
           <w:szCs w:val="17"/>
         </w:rPr>
         <w:t xml:space="preserve">fill in each step</w:t>
@@ -799,35 +808,35 @@
           <w:rFonts w:ascii="Avenir Next" w:hAnsi="Avenir Next" w:cs="Avenir Next" w:eastAsia="Avenir Next"/>
           <w:b/>
           <w:color w:val="003A70"/>
+          <w:sz w:val="22"/>
+          <w:szCs w:val="18"/>
+        </w:rPr>
+        <w:t xml:space="preserve">Step 1</w:t>
+      </w:r>
+      <w:r>
+        <w:rPr>
+          <w:rFonts w:ascii="Avenir Next" w:hAnsi="Avenir Next" w:cs="Avenir Next" w:eastAsia="Avenir Next"/>
+          <w:color w:val="1A1A1A"/>
           <w:sz w:val="18"/>
           <w:szCs w:val="18"/>
         </w:rPr>
-        <w:t xml:space="preserve">Step 1</w:t>
-      </w:r>
-      <w:r>
-        <w:rPr>
-          <w:rFonts w:ascii="Avenir Next" w:hAnsi="Avenir Next" w:cs="Avenir Next" w:eastAsia="Avenir Next"/>
-          <w:color w:val="1A1A1A"/>
-          <w:sz w:val="18"/>
-          <w:szCs w:val="18"/>
-        </w:rPr>
         <w:tab/>
       </w:r>
       <w:r>
         <w:rPr>
           <w:rFonts w:ascii="Avenir Next" w:hAnsi="Avenir Next" w:cs="Avenir Next" w:eastAsia="Avenir Next"/>
           <w:color w:val="1A1A1A"/>
+          <w:sz w:val="22"/>
+          <w:szCs w:val="21"/>
+        </w:rPr>
+        <w:t xml:space="preserve">9 = </w:t>
+      </w:r>
+      <w:r>
+        <w:rPr>
+          <w:rFonts w:ascii="Avenir Next" w:hAnsi="Avenir Next" w:cs="Avenir Next" w:eastAsia="Avenir Next"/>
+          <w:color w:val="1A1A1A"/>
           <w:sz w:val="21"/>
           <w:szCs w:val="21"/>
-        </w:rPr>
-        <w:t xml:space="preserve">9 = </w:t>
-      </w:r>
-      <w:r>
-        <w:rPr>
-          <w:rFonts w:ascii="Avenir Next" w:hAnsi="Avenir Next" w:cs="Avenir Next" w:eastAsia="Avenir Next"/>
-          <w:color w:val="1A1A1A"/>
-          <w:sz w:val="21"/>
-          <w:szCs w:val="21"/>
           <w:u w:val="single"/>
         </w:rPr>
         <w:t xml:space="preserve">                </w:t>
@@ -836,7 +845,7 @@
         <w:rPr>
           <w:rFonts w:ascii="Avenir Next" w:hAnsi="Avenir Next" w:cs="Avenir Next" w:eastAsia="Avenir Next"/>
           <w:color w:val="1A1A1A"/>
-          <w:sz w:val="21"/>
+          <w:sz w:val="22"/>
           <w:szCs w:val="21"/>
         </w:rPr>
         <w:t xml:space="preserve">/1</w:t>
@@ -856,35 +865,35 @@
           <w:rFonts w:ascii="Avenir Next" w:hAnsi="Avenir Next" w:cs="Avenir Next" w:eastAsia="Avenir Next"/>
           <w:b/>
           <w:color w:val="003A70"/>
+          <w:sz w:val="22"/>
+          <w:szCs w:val="18"/>
+        </w:rPr>
+        <w:t xml:space="preserve">Step 2</w:t>
+      </w:r>
+      <w:r>
+        <w:rPr>
+          <w:rFonts w:ascii="Avenir Next" w:hAnsi="Avenir Next" w:cs="Avenir Next" w:eastAsia="Avenir Next"/>
+          <w:color w:val="1A1A1A"/>
           <w:sz w:val="18"/>
           <w:szCs w:val="18"/>
         </w:rPr>
-        <w:t xml:space="preserve">Step 2</w:t>
-      </w:r>
-      <w:r>
-        <w:rPr>
-          <w:rFonts w:ascii="Avenir Next" w:hAnsi="Avenir Next" w:cs="Avenir Next" w:eastAsia="Avenir Next"/>
-          <w:color w:val="1A1A1A"/>
-          <w:sz w:val="18"/>
-          <w:szCs w:val="18"/>
-        </w:rPr>
         <w:tab/>
       </w:r>
       <w:r>
         <w:rPr>
           <w:rFonts w:ascii="Avenir Next" w:hAnsi="Avenir Next" w:cs="Avenir Next" w:eastAsia="Avenir Next"/>
           <w:color w:val="1A1A1A"/>
+          <w:sz w:val="22"/>
+          <w:szCs w:val="21"/>
+        </w:rPr>
+        <w:t xml:space="preserve">2/3 × 9/1 = </w:t>
+      </w:r>
+      <w:r>
+        <w:rPr>
+          <w:rFonts w:ascii="Avenir Next" w:hAnsi="Avenir Next" w:cs="Avenir Next" w:eastAsia="Avenir Next"/>
+          <w:color w:val="1A1A1A"/>
           <w:sz w:val="21"/>
           <w:szCs w:val="21"/>
-        </w:rPr>
-        <w:t xml:space="preserve">2/3 × 9/1 = </w:t>
-      </w:r>
-      <w:r>
-        <w:rPr>
-          <w:rFonts w:ascii="Avenir Next" w:hAnsi="Avenir Next" w:cs="Avenir Next" w:eastAsia="Avenir Next"/>
-          <w:color w:val="1A1A1A"/>
-          <w:sz w:val="21"/>
-          <w:szCs w:val="21"/>
           <w:u w:val="single"/>
         </w:rPr>
         <w:t xml:space="preserve">                </w:t>
@@ -893,7 +902,7 @@
         <w:rPr>
           <w:rFonts w:ascii="Avenir Next" w:hAnsi="Avenir Next" w:cs="Avenir Next" w:eastAsia="Avenir Next"/>
           <w:color w:val="1A1A1A"/>
-          <w:sz w:val="21"/>
+          <w:sz w:val="22"/>
           <w:szCs w:val="21"/>
         </w:rPr>
         <w:t xml:space="preserve">/3</w:t>
@@ -913,18 +922,18 @@
           <w:rFonts w:ascii="Avenir Next" w:hAnsi="Avenir Next" w:cs="Avenir Next" w:eastAsia="Avenir Next"/>
           <w:b/>
           <w:color w:val="003A70"/>
+          <w:sz w:val="22"/>
+          <w:szCs w:val="18"/>
+        </w:rPr>
+        <w:t xml:space="preserve">Step 3</w:t>
+      </w:r>
+      <w:r>
+        <w:rPr>
+          <w:rFonts w:ascii="Avenir Next" w:hAnsi="Avenir Next" w:cs="Avenir Next" w:eastAsia="Avenir Next"/>
+          <w:color w:val="1A1A1A"/>
           <w:sz w:val="18"/>
           <w:szCs w:val="18"/>
         </w:rPr>
-        <w:t xml:space="preserve">Step 3</w:t>
-      </w:r>
-      <w:r>
-        <w:rPr>
-          <w:rFonts w:ascii="Avenir Next" w:hAnsi="Avenir Next" w:cs="Avenir Next" w:eastAsia="Avenir Next"/>
-          <w:color w:val="1A1A1A"/>
-          <w:sz w:val="18"/>
-          <w:szCs w:val="18"/>
-        </w:rPr>
         <w:tab/>
       </w:r>
       <w:r>
@@ -941,7 +950,7 @@
         <w:rPr>
           <w:rFonts w:ascii="Avenir Next" w:hAnsi="Avenir Next" w:cs="Avenir Next" w:eastAsia="Avenir Next"/>
           <w:color w:val="1A1A1A"/>
-          <w:sz w:val="21"/>
+          <w:sz w:val="22"/>
           <w:szCs w:val="21"/>
         </w:rPr>
         <w:t xml:space="preserve"> ÷ 3 = </w:t>
@@ -1014,35 +1023,35 @@
           <w:rFonts w:ascii="Avenir Next" w:hAnsi="Avenir Next" w:cs="Avenir Next" w:eastAsia="Avenir Next"/>
           <w:b/>
           <w:color w:val="003A70"/>
+          <w:sz w:val="22"/>
+          <w:szCs w:val="18"/>
+        </w:rPr>
+        <w:t xml:space="preserve">Step 1</w:t>
+      </w:r>
+      <w:r>
+        <w:rPr>
+          <w:rFonts w:ascii="Avenir Next" w:hAnsi="Avenir Next" w:cs="Avenir Next" w:eastAsia="Avenir Next"/>
+          <w:color w:val="1A1A1A"/>
           <w:sz w:val="18"/>
           <w:szCs w:val="18"/>
         </w:rPr>
-        <w:t xml:space="preserve">Step 1</w:t>
-      </w:r>
-      <w:r>
-        <w:rPr>
-          <w:rFonts w:ascii="Avenir Next" w:hAnsi="Avenir Next" w:cs="Avenir Next" w:eastAsia="Avenir Next"/>
-          <w:color w:val="1A1A1A"/>
-          <w:sz w:val="18"/>
-          <w:szCs w:val="18"/>
-        </w:rPr>
         <w:tab/>
       </w:r>
       <w:r>
         <w:rPr>
           <w:rFonts w:ascii="Avenir Next" w:hAnsi="Avenir Next" w:cs="Avenir Next" w:eastAsia="Avenir Next"/>
           <w:color w:val="1A1A1A"/>
+          <w:sz w:val="22"/>
+          <w:szCs w:val="21"/>
+        </w:rPr>
+        <w:t xml:space="preserve">18 = </w:t>
+      </w:r>
+      <w:r>
+        <w:rPr>
+          <w:rFonts w:ascii="Avenir Next" w:hAnsi="Avenir Next" w:cs="Avenir Next" w:eastAsia="Avenir Next"/>
+          <w:color w:val="1A1A1A"/>
           <w:sz w:val="21"/>
           <w:szCs w:val="21"/>
-        </w:rPr>
-        <w:t xml:space="preserve">18 = </w:t>
-      </w:r>
-      <w:r>
-        <w:rPr>
-          <w:rFonts w:ascii="Avenir Next" w:hAnsi="Avenir Next" w:cs="Avenir Next" w:eastAsia="Avenir Next"/>
-          <w:color w:val="1A1A1A"/>
-          <w:sz w:val="21"/>
-          <w:szCs w:val="21"/>
           <w:u w:val="single"/>
         </w:rPr>
         <w:t xml:space="preserve">                </w:t>
@@ -1051,7 +1060,7 @@
         <w:rPr>
           <w:rFonts w:ascii="Avenir Next" w:hAnsi="Avenir Next" w:cs="Avenir Next" w:eastAsia="Avenir Next"/>
           <w:color w:val="1A1A1A"/>
-          <w:sz w:val="21"/>
+          <w:sz w:val="22"/>
           <w:szCs w:val="21"/>
         </w:rPr>
         <w:t xml:space="preserve">/1</w:t>
@@ -1071,35 +1080,35 @@
           <w:rFonts w:ascii="Avenir Next" w:hAnsi="Avenir Next" w:cs="Avenir Next" w:eastAsia="Avenir Next"/>
           <w:b/>
           <w:color w:val="003A70"/>
+          <w:sz w:val="22"/>
+          <w:szCs w:val="18"/>
+        </w:rPr>
+        <w:t xml:space="preserve">Step 2</w:t>
+      </w:r>
+      <w:r>
+        <w:rPr>
+          <w:rFonts w:ascii="Avenir Next" w:hAnsi="Avenir Next" w:cs="Avenir Next" w:eastAsia="Avenir Next"/>
+          <w:color w:val="1A1A1A"/>
           <w:sz w:val="18"/>
           <w:szCs w:val="18"/>
         </w:rPr>
-        <w:t xml:space="preserve">Step 2</w:t>
-      </w:r>
-      <w:r>
-        <w:rPr>
-          <w:rFonts w:ascii="Avenir Next" w:hAnsi="Avenir Next" w:cs="Avenir Next" w:eastAsia="Avenir Next"/>
-          <w:color w:val="1A1A1A"/>
-          <w:sz w:val="18"/>
-          <w:szCs w:val="18"/>
-        </w:rPr>
         <w:tab/>
       </w:r>
       <w:r>
         <w:rPr>
           <w:rFonts w:ascii="Avenir Next" w:hAnsi="Avenir Next" w:cs="Avenir Next" w:eastAsia="Avenir Next"/>
           <w:color w:val="1A1A1A"/>
+          <w:sz w:val="22"/>
+          <w:szCs w:val="21"/>
+        </w:rPr>
+        <w:t xml:space="preserve">5/6 × 18/1 = </w:t>
+      </w:r>
+      <w:r>
+        <w:rPr>
+          <w:rFonts w:ascii="Avenir Next" w:hAnsi="Avenir Next" w:cs="Avenir Next" w:eastAsia="Avenir Next"/>
+          <w:color w:val="1A1A1A"/>
           <w:sz w:val="21"/>
           <w:szCs w:val="21"/>
-        </w:rPr>
-        <w:t xml:space="preserve">5/6 × 18/1 = </w:t>
-      </w:r>
-      <w:r>
-        <w:rPr>
-          <w:rFonts w:ascii="Avenir Next" w:hAnsi="Avenir Next" w:cs="Avenir Next" w:eastAsia="Avenir Next"/>
-          <w:color w:val="1A1A1A"/>
-          <w:sz w:val="21"/>
-          <w:szCs w:val="21"/>
           <w:u w:val="single"/>
         </w:rPr>
         <w:t xml:space="preserve">                </w:t>
@@ -1108,7 +1117,7 @@
         <w:rPr>
           <w:rFonts w:ascii="Avenir Next" w:hAnsi="Avenir Next" w:cs="Avenir Next" w:eastAsia="Avenir Next"/>
           <w:color w:val="1A1A1A"/>
-          <w:sz w:val="21"/>
+          <w:sz w:val="22"/>
           <w:szCs w:val="21"/>
         </w:rPr>
         <w:t xml:space="preserve">/6</w:t>
@@ -1128,18 +1137,18 @@
           <w:rFonts w:ascii="Avenir Next" w:hAnsi="Avenir Next" w:cs="Avenir Next" w:eastAsia="Avenir Next"/>
           <w:b/>
           <w:color w:val="003A70"/>
+          <w:sz w:val="22"/>
+          <w:szCs w:val="18"/>
+        </w:rPr>
+        <w:t xml:space="preserve">Step 3</w:t>
+      </w:r>
+      <w:r>
+        <w:rPr>
+          <w:rFonts w:ascii="Avenir Next" w:hAnsi="Avenir Next" w:cs="Avenir Next" w:eastAsia="Avenir Next"/>
+          <w:color w:val="1A1A1A"/>
           <w:sz w:val="18"/>
           <w:szCs w:val="18"/>
         </w:rPr>
-        <w:t xml:space="preserve">Step 3</w:t>
-      </w:r>
-      <w:r>
-        <w:rPr>
-          <w:rFonts w:ascii="Avenir Next" w:hAnsi="Avenir Next" w:cs="Avenir Next" w:eastAsia="Avenir Next"/>
-          <w:color w:val="1A1A1A"/>
-          <w:sz w:val="18"/>
-          <w:szCs w:val="18"/>
-        </w:rPr>
         <w:tab/>
       </w:r>
       <w:r>
@@ -1156,17 +1165,17 @@
         <w:rPr>
           <w:rFonts w:ascii="Avenir Next" w:hAnsi="Avenir Next" w:cs="Avenir Next" w:eastAsia="Avenir Next"/>
           <w:color w:val="1A1A1A"/>
+          <w:sz w:val="22"/>
+          <w:szCs w:val="21"/>
+        </w:rPr>
+        <w:t xml:space="preserve"> ÷ 6 = </w:t>
+      </w:r>
+      <w:r>
+        <w:rPr>
+          <w:rFonts w:ascii="Avenir Next" w:hAnsi="Avenir Next" w:cs="Avenir Next" w:eastAsia="Avenir Next"/>
+          <w:color w:val="1A1A1A"/>
           <w:sz w:val="21"/>
           <w:szCs w:val="21"/>
-        </w:rPr>
-        <w:t xml:space="preserve"> ÷ 6 = </w:t>
-      </w:r>
-      <w:r>
-        <w:rPr>
-          <w:rFonts w:ascii="Avenir Next" w:hAnsi="Avenir Next" w:cs="Avenir Next" w:eastAsia="Avenir Next"/>
-          <w:color w:val="1A1A1A"/>
-          <w:sz w:val="21"/>
-          <w:szCs w:val="21"/>
           <w:u w:val="single"/>
         </w:rPr>
         <w:t xml:space="preserve">                </w:t>
@@ -1179,6 +1188,7 @@
     </w:p>
     <w:p>
       <w:pPr>
+        <w:pStyle w:val="Heading2"/>
         <w:keepNext/>
         <w:pBdr>
           <w:bottom w:val="single" w:sz="8" w:space="3" w:color="003A70"/>
@@ -1194,7 +1204,7 @@
           <w:b/>
           <w:color w:val="003A70"/>
           <w:spacing w:val="14"/>
-          <w:sz w:val="19"/>
+          <w:sz w:val="22"/>
           <w:szCs w:val="19"/>
         </w:rPr>
         <w:t xml:space="preserve">YOUR TURN</w:t>
@@ -1213,7 +1223,7 @@
           <w:rFonts w:ascii="Avenir Next" w:hAnsi="Avenir Next" w:cs="Avenir Next" w:eastAsia="Avenir Next"/>
           <w:i/>
           <w:color w:val="5A5F66"/>
-          <w:sz w:val="17"/>
+          <w:sz w:val="22"/>
           <w:szCs w:val="17"/>
         </w:rPr>
         <w:t xml:space="preserve">use the steps on your own</w:t>
@@ -1724,7 +1734,7 @@
       <w:pPr>
         <w:pageBreakBefore/>
         <w:keepNext/>
-        <w:spacing w:before="0" w:after="12" w:line="264" w:lineRule="auto"/>
+        <w:spacing w:before="0" w:after="12" w:line="252" w:lineRule="auto"/>
       </w:pPr>
       <w:r>
         <w:rPr>
@@ -1733,7 +1743,7 @@
           <w:caps/>
           <w:color w:val="003A70"/>
           <w:spacing w:val="12"/>
-          <w:sz w:val="19"/>
+          <w:sz w:val="22"/>
           <w:szCs w:val="19"/>
         </w:rPr>
         <w:t xml:space="preserve">Lesson 6-2  ·  Session 1  ·  Prerequisite Practice A  ·  Skill 2 of 2</w:t>
@@ -1741,6 +1751,7 @@
     </w:p>
     <w:p>
       <w:pPr>
+        <w:pStyle w:val="Heading1"/>
         <w:keepNext/>
         <w:spacing w:before="0" w:after="10" w:line="240" w:lineRule="auto"/>
       </w:pPr>
@@ -1760,13 +1771,13 @@
         <w:pBdr>
           <w:bottom w:val="single" w:sz="4" w:space="5" w:color="C9CDD2"/>
         </w:pBdr>
-        <w:spacing w:before="0" w:after="60" w:line="264" w:lineRule="auto"/>
+        <w:spacing w:before="0" w:after="60" w:line="252" w:lineRule="auto"/>
       </w:pPr>
       <w:r>
         <w:rPr>
           <w:rFonts w:ascii="Avenir Next" w:hAnsi="Avenir Next" w:cs="Avenir Next" w:eastAsia="Avenir Next"/>
           <w:color w:val="5A5F66"/>
-          <w:sz w:val="17"/>
+          <w:sz w:val="22"/>
           <w:szCs w:val="17"/>
         </w:rPr>
         <w:t xml:space="preserve">Builds on Grade 4 · 4.NF.A.1</w:t>
@@ -1809,7 +1820,8 @@
           </w:tcPr>
           <w:p>
             <w:pPr>
-              <w:spacing w:before="0" w:after="0" w:line="252" w:lineRule="auto"/>
+              <w:pStyle w:val="Heading2"/>
+              <w:spacing w:before="0" w:after="0" w:line="246" w:lineRule="auto"/>
             </w:pPr>
             <w:r>
               <w:rPr>
@@ -1832,13 +1844,13 @@
           </w:tcPr>
           <w:p>
             <w:pPr>
-              <w:spacing w:before="0" w:after="0" w:line="264" w:lineRule="auto"/>
+              <w:spacing w:before="0" w:after="0" w:line="252" w:lineRule="auto"/>
             </w:pPr>
             <w:r>
               <w:rPr>
                 <w:rFonts w:ascii="Avenir Next" w:hAnsi="Avenir Next" w:cs="Avenir Next" w:eastAsia="Avenir Next"/>
                 <w:color w:val="1A1A1A"/>
-                <w:sz w:val="20"/>
+                <w:sz w:val="22"/>
                 <w:szCs w:val="20"/>
               </w:rPr>
               <w:t xml:space="preserve">You will find 2/3 ÷ 4/9. With the same bottom numbers, it is 6/9 ÷ 4/9.</w:t>
@@ -1858,7 +1870,8 @@
           </w:tcPr>
           <w:p>
             <w:pPr>
-              <w:spacing w:before="0" w:after="0" w:line="252" w:lineRule="auto"/>
+              <w:pStyle w:val="Heading2"/>
+              <w:spacing w:before="0" w:after="0" w:line="246" w:lineRule="auto"/>
             </w:pPr>
             <w:r>
               <w:rPr>
@@ -1881,13 +1894,13 @@
           </w:tcPr>
           <w:p>
             <w:pPr>
-              <w:spacing w:before="0" w:after="0" w:line="264" w:lineRule="auto"/>
+              <w:spacing w:before="0" w:after="0" w:line="252" w:lineRule="auto"/>
             </w:pPr>
             <w:r>
               <w:rPr>
                 <w:rFonts w:ascii="Avenir Next" w:hAnsi="Avenir Next" w:cs="Avenir Next" w:eastAsia="Avenir Next"/>
                 <w:color w:val="1A1A1A"/>
-                <w:sz w:val="20"/>
+                <w:sz w:val="22"/>
                 <w:szCs w:val="20"/>
               </w:rPr>
               <w:t xml:space="preserve">Rewrite a fraction with a new bottom number, like 2/3 = 6/9.  </w:t>
@@ -1897,7 +1910,7 @@
                 <w:rFonts w:ascii="Avenir Next" w:hAnsi="Avenir Next" w:cs="Avenir Next" w:eastAsia="Avenir Next"/>
                 <w:b/>
                 <w:color w:val="1A1A1A"/>
-                <w:sz w:val="20"/>
+                <w:sz w:val="22"/>
                 <w:szCs w:val="20"/>
               </w:rPr>
               <w:t xml:space="preserve">You will use it in Practice Form A, problem 1.</w:t>
@@ -1908,6 +1921,7 @@
     </w:tbl>
     <w:p>
       <w:pPr>
+        <w:pStyle w:val="Heading2"/>
         <w:keepNext/>
         <w:pBdr>
           <w:bottom w:val="single" w:sz="8" w:space="3" w:color="003A70"/>
@@ -1923,7 +1937,7 @@
           <w:b/>
           <w:color w:val="003A70"/>
           <w:spacing w:val="14"/>
-          <w:sz w:val="19"/>
+          <w:sz w:val="22"/>
           <w:szCs w:val="19"/>
         </w:rPr>
         <w:t xml:space="preserve">STEPS TO FOLLOW</w:t>
@@ -1942,7 +1956,7 @@
           <w:rFonts w:ascii="Avenir Next" w:hAnsi="Avenir Next" w:cs="Avenir Next" w:eastAsia="Avenir Next"/>
           <w:i/>
           <w:color w:val="5A5F66"/>
-          <w:sz w:val="17"/>
+          <w:sz w:val="22"/>
           <w:szCs w:val="17"/>
         </w:rPr>
         <w:t xml:space="preserve">use these same steps on every problem</w:t>
@@ -1984,6 +1998,7 @@
           </w:tcPr>
           <w:p>
             <w:pPr>
+              <w:pStyle w:val="Heading1"/>
               <w:spacing w:before="0" w:after="0" w:line="240" w:lineRule="auto"/>
               <w:jc w:val="center"/>
             </w:pPr>
@@ -2006,13 +2021,13 @@
           </w:tcPr>
           <w:p>
             <w:pPr>
-              <w:spacing w:before="0" w:after="0" w:line="264" w:lineRule="auto"/>
+              <w:spacing w:before="0" w:after="0" w:line="252" w:lineRule="auto"/>
             </w:pPr>
             <w:r>
               <w:rPr>
                 <w:rFonts w:ascii="Avenir Next" w:hAnsi="Avenir Next" w:cs="Avenir Next" w:eastAsia="Avenir Next"/>
                 <w:color w:val="1A1A1A"/>
-                <w:sz w:val="21"/>
+                <w:sz w:val="22"/>
                 <w:szCs w:val="21"/>
               </w:rPr>
               <w:t xml:space="preserve">Ask: what times the old bottom gives the </w:t>
@@ -2022,7 +2037,7 @@
                 <w:rFonts w:ascii="Avenir Next" w:hAnsi="Avenir Next" w:cs="Avenir Next" w:eastAsia="Avenir Next"/>
                 <w:b/>
                 <w:color w:val="1A1A1A"/>
-                <w:sz w:val="21"/>
+                <w:sz w:val="22"/>
                 <w:szCs w:val="21"/>
               </w:rPr>
               <w:t xml:space="preserve">new bottom</w:t>
@@ -2031,7 +2046,7 @@
               <w:rPr>
                 <w:rFonts w:ascii="Avenir Next" w:hAnsi="Avenir Next" w:cs="Avenir Next" w:eastAsia="Avenir Next"/>
                 <w:color w:val="1A1A1A"/>
-                <w:sz w:val="21"/>
+                <w:sz w:val="22"/>
                 <w:szCs w:val="21"/>
               </w:rPr>
               <w:t xml:space="preserve">?</w:t>
@@ -2050,6 +2065,7 @@
           </w:tcPr>
           <w:p>
             <w:pPr>
+              <w:pStyle w:val="Heading1"/>
               <w:spacing w:before="0" w:after="0" w:line="240" w:lineRule="auto"/>
               <w:jc w:val="center"/>
             </w:pPr>
@@ -2072,14 +2088,14 @@
           </w:tcPr>
           <w:p>
             <w:pPr>
-              <w:spacing w:before="0" w:after="0" w:line="264" w:lineRule="auto"/>
+              <w:spacing w:before="0" w:after="0" w:line="252" w:lineRule="auto"/>
             </w:pPr>
             <w:r>
               <w:rPr>
                 <w:rFonts w:ascii="Avenir Next" w:hAnsi="Avenir Next" w:cs="Avenir Next" w:eastAsia="Avenir Next"/>
                 <w:b/>
                 <w:color w:val="1A1A1A"/>
-                <w:sz w:val="21"/>
+                <w:sz w:val="22"/>
                 <w:szCs w:val="21"/>
               </w:rPr>
               <w:t xml:space="preserve">Multiply</w:t>
@@ -2088,7 +2104,7 @@
               <w:rPr>
                 <w:rFonts w:ascii="Avenir Next" w:hAnsi="Avenir Next" w:cs="Avenir Next" w:eastAsia="Avenir Next"/>
                 <w:color w:val="1A1A1A"/>
-                <w:sz w:val="21"/>
+                <w:sz w:val="22"/>
                 <w:szCs w:val="21"/>
               </w:rPr>
               <w:t xml:space="preserve"> the top by that same number.</w:t>
@@ -2107,6 +2123,7 @@
           </w:tcPr>
           <w:p>
             <w:pPr>
+              <w:pStyle w:val="Heading1"/>
               <w:spacing w:before="0" w:after="0" w:line="240" w:lineRule="auto"/>
               <w:jc w:val="center"/>
             </w:pPr>
@@ -2129,14 +2146,14 @@
           </w:tcPr>
           <w:p>
             <w:pPr>
-              <w:spacing w:before="0" w:after="0" w:line="264" w:lineRule="auto"/>
+              <w:spacing w:before="0" w:after="0" w:line="252" w:lineRule="auto"/>
             </w:pPr>
             <w:r>
               <w:rPr>
                 <w:rFonts w:ascii="Avenir Next" w:hAnsi="Avenir Next" w:cs="Avenir Next" w:eastAsia="Avenir Next"/>
                 <w:b/>
                 <w:color w:val="1A1A1A"/>
-                <w:sz w:val="21"/>
+                <w:sz w:val="22"/>
                 <w:szCs w:val="21"/>
               </w:rPr>
               <w:t xml:space="preserve">Write</w:t>
@@ -2145,7 +2162,7 @@
               <w:rPr>
                 <w:rFonts w:ascii="Avenir Next" w:hAnsi="Avenir Next" w:cs="Avenir Next" w:eastAsia="Avenir Next"/>
                 <w:color w:val="1A1A1A"/>
-                <w:sz w:val="21"/>
+                <w:sz w:val="22"/>
                 <w:szCs w:val="21"/>
               </w:rPr>
               <w:t xml:space="preserve"> the new fraction.</w:t>
@@ -2156,6 +2173,7 @@
     </w:tbl>
     <w:p>
       <w:pPr>
+        <w:pStyle w:val="Heading2"/>
         <w:keepNext/>
         <w:pBdr>
           <w:bottom w:val="single" w:sz="8" w:space="3" w:color="003A70"/>
@@ -2171,7 +2189,7 @@
           <w:b/>
           <w:color w:val="003A70"/>
           <w:spacing w:val="14"/>
-          <w:sz w:val="19"/>
+          <w:sz w:val="22"/>
           <w:szCs w:val="19"/>
         </w:rPr>
         <w:t xml:space="preserve">WATCH ME</w:t>
@@ -2190,7 +2208,7 @@
           <w:rFonts w:ascii="Avenir Next" w:hAnsi="Avenir Next" w:cs="Avenir Next" w:eastAsia="Avenir Next"/>
           <w:i/>
           <w:color w:val="5A5F66"/>
-          <w:sz w:val="17"/>
+          <w:sz w:val="22"/>
           <w:szCs w:val="17"/>
         </w:rPr>
         <w:t xml:space="preserve">the steps in action</w:t>
@@ -2198,14 +2216,14 @@
     </w:p>
     <w:p>
       <w:pPr>
-        <w:spacing w:before="0" w:after="40" w:line="264" w:lineRule="auto"/>
+        <w:spacing w:before="0" w:after="40" w:line="252" w:lineRule="auto"/>
       </w:pPr>
       <w:r>
         <w:rPr>
           <w:rFonts w:ascii="Avenir Next" w:hAnsi="Avenir Next" w:cs="Avenir Next" w:eastAsia="Avenir Next"/>
           <w:b/>
           <w:color w:val="1A1A1A"/>
-          <w:sz w:val="21"/>
+          <w:sz w:val="22"/>
           <w:szCs w:val="21"/>
         </w:rPr>
         <w:t xml:space="preserve">Write 2/3 with a bottom of 9.</w:t>
@@ -2216,7 +2234,7 @@
         <w:tabs>
           <w:tab w:val="left" w:pos="950"/>
         </w:tabs>
-        <w:spacing w:before="0" w:after="24" w:line="256" w:lineRule="auto"/>
+        <w:spacing w:before="0" w:after="24" w:line="248" w:lineRule="auto"/>
         <w:ind w:left="950" w:hanging="950"/>
       </w:pPr>
       <w:r>
@@ -2224,25 +2242,25 @@
           <w:rFonts w:ascii="Avenir Next" w:hAnsi="Avenir Next" w:cs="Avenir Next" w:eastAsia="Avenir Next"/>
           <w:b/>
           <w:color w:val="003A70"/>
+          <w:sz w:val="22"/>
+          <w:szCs w:val="19"/>
+        </w:rPr>
+        <w:t xml:space="preserve">Step 1</w:t>
+      </w:r>
+      <w:r>
+        <w:rPr>
+          <w:rFonts w:ascii="Avenir Next" w:hAnsi="Avenir Next" w:cs="Avenir Next" w:eastAsia="Avenir Next"/>
+          <w:color w:val="1A1A1A"/>
           <w:sz w:val="19"/>
           <w:szCs w:val="19"/>
         </w:rPr>
-        <w:t xml:space="preserve">Step 1</w:t>
-      </w:r>
-      <w:r>
-        <w:rPr>
-          <w:rFonts w:ascii="Avenir Next" w:hAnsi="Avenir Next" w:cs="Avenir Next" w:eastAsia="Avenir Next"/>
-          <w:color w:val="1A1A1A"/>
-          <w:sz w:val="19"/>
-          <w:szCs w:val="19"/>
-        </w:rPr>
         <w:tab/>
       </w:r>
       <w:r>
         <w:rPr>
           <w:rFonts w:ascii="Avenir Next" w:hAnsi="Avenir Next" w:cs="Avenir Next" w:eastAsia="Avenir Next"/>
           <w:color w:val="1A1A1A"/>
-          <w:sz w:val="21"/>
+          <w:sz w:val="22"/>
           <w:szCs w:val="21"/>
         </w:rPr>
         <w:t xml:space="preserve">3 × 3 = 9.</w:t>
@@ -2253,7 +2271,7 @@
         <w:tabs>
           <w:tab w:val="left" w:pos="950"/>
         </w:tabs>
-        <w:spacing w:before="0" w:after="24" w:line="256" w:lineRule="auto"/>
+        <w:spacing w:before="0" w:after="24" w:line="248" w:lineRule="auto"/>
         <w:ind w:left="950" w:hanging="950"/>
       </w:pPr>
       <w:r>
@@ -2261,25 +2279,25 @@
           <w:rFonts w:ascii="Avenir Next" w:hAnsi="Avenir Next" w:cs="Avenir Next" w:eastAsia="Avenir Next"/>
           <w:b/>
           <w:color w:val="003A70"/>
+          <w:sz w:val="22"/>
+          <w:szCs w:val="19"/>
+        </w:rPr>
+        <w:t xml:space="preserve">Step 2</w:t>
+      </w:r>
+      <w:r>
+        <w:rPr>
+          <w:rFonts w:ascii="Avenir Next" w:hAnsi="Avenir Next" w:cs="Avenir Next" w:eastAsia="Avenir Next"/>
+          <w:color w:val="1A1A1A"/>
           <w:sz w:val="19"/>
           <w:szCs w:val="19"/>
         </w:rPr>
-        <w:t xml:space="preserve">Step 2</w:t>
-      </w:r>
-      <w:r>
-        <w:rPr>
-          <w:rFonts w:ascii="Avenir Next" w:hAnsi="Avenir Next" w:cs="Avenir Next" w:eastAsia="Avenir Next"/>
-          <w:color w:val="1A1A1A"/>
-          <w:sz w:val="19"/>
-          <w:szCs w:val="19"/>
-        </w:rPr>
         <w:tab/>
       </w:r>
       <w:r>
         <w:rPr>
           <w:rFonts w:ascii="Avenir Next" w:hAnsi="Avenir Next" w:cs="Avenir Next" w:eastAsia="Avenir Next"/>
           <w:color w:val="1A1A1A"/>
-          <w:sz w:val="21"/>
+          <w:sz w:val="22"/>
           <w:szCs w:val="21"/>
         </w:rPr>
         <w:t xml:space="preserve">2 × 3 = 6.</w:t>
@@ -2290,7 +2308,7 @@
         <w:tabs>
           <w:tab w:val="left" w:pos="950"/>
         </w:tabs>
-        <w:spacing w:before="0" w:after="24" w:line="256" w:lineRule="auto"/>
+        <w:spacing w:before="0" w:after="24" w:line="248" w:lineRule="auto"/>
         <w:ind w:left="950" w:hanging="950"/>
       </w:pPr>
       <w:r>
@@ -2298,25 +2316,25 @@
           <w:rFonts w:ascii="Avenir Next" w:hAnsi="Avenir Next" w:cs="Avenir Next" w:eastAsia="Avenir Next"/>
           <w:b/>
           <w:color w:val="003A70"/>
+          <w:sz w:val="22"/>
+          <w:szCs w:val="19"/>
+        </w:rPr>
+        <w:t xml:space="preserve">Step 3</w:t>
+      </w:r>
+      <w:r>
+        <w:rPr>
+          <w:rFonts w:ascii="Avenir Next" w:hAnsi="Avenir Next" w:cs="Avenir Next" w:eastAsia="Avenir Next"/>
+          <w:color w:val="1A1A1A"/>
           <w:sz w:val="19"/>
           <w:szCs w:val="19"/>
         </w:rPr>
-        <w:t xml:space="preserve">Step 3</w:t>
-      </w:r>
-      <w:r>
-        <w:rPr>
-          <w:rFonts w:ascii="Avenir Next" w:hAnsi="Avenir Next" w:cs="Avenir Next" w:eastAsia="Avenir Next"/>
-          <w:color w:val="1A1A1A"/>
-          <w:sz w:val="19"/>
-          <w:szCs w:val="19"/>
-        </w:rPr>
         <w:tab/>
       </w:r>
       <w:r>
         <w:rPr>
           <w:rFonts w:ascii="Avenir Next" w:hAnsi="Avenir Next" w:cs="Avenir Next" w:eastAsia="Avenir Next"/>
           <w:color w:val="1A1A1A"/>
-          <w:sz w:val="21"/>
+          <w:sz w:val="22"/>
           <w:szCs w:val="21"/>
         </w:rPr>
         <w:t xml:space="preserve">2/3 = 6/9.</w:t>
@@ -2327,7 +2345,7 @@
         <w:tabs>
           <w:tab w:val="left" w:pos="950"/>
         </w:tabs>
-        <w:spacing w:before="20" w:after="0" w:line="256" w:lineRule="auto"/>
+        <w:spacing w:before="20" w:after="0" w:line="248" w:lineRule="auto"/>
         <w:ind w:left="950" w:hanging="950"/>
       </w:pPr>
       <w:r>
@@ -2335,18 +2353,18 @@
           <w:rFonts w:ascii="Avenir Next" w:hAnsi="Avenir Next" w:cs="Avenir Next" w:eastAsia="Avenir Next"/>
           <w:b/>
           <w:color w:val="1A1A1A"/>
+          <w:sz w:val="22"/>
+          <w:szCs w:val="21"/>
+        </w:rPr>
+        <w:t xml:space="preserve">Answer</w:t>
+      </w:r>
+      <w:r>
+        <w:rPr>
+          <w:rFonts w:ascii="Avenir Next" w:hAnsi="Avenir Next" w:cs="Avenir Next" w:eastAsia="Avenir Next"/>
+          <w:color w:val="1A1A1A"/>
           <w:sz w:val="21"/>
           <w:szCs w:val="21"/>
         </w:rPr>
-        <w:t xml:space="preserve">Answer</w:t>
-      </w:r>
-      <w:r>
-        <w:rPr>
-          <w:rFonts w:ascii="Avenir Next" w:hAnsi="Avenir Next" w:cs="Avenir Next" w:eastAsia="Avenir Next"/>
-          <w:color w:val="1A1A1A"/>
-          <w:sz w:val="21"/>
-          <w:szCs w:val="21"/>
-        </w:rPr>
         <w:tab/>
       </w:r>
       <w:r>
@@ -2354,7 +2372,7 @@
           <w:rFonts w:ascii="Avenir Next" w:hAnsi="Avenir Next" w:cs="Avenir Next" w:eastAsia="Avenir Next"/>
           <w:b/>
           <w:color w:val="1A1A1A"/>
-          <w:sz w:val="21"/>
+          <w:sz w:val="22"/>
           <w:szCs w:val="21"/>
         </w:rPr>
         <w:t xml:space="preserve">6/9</w:t>
@@ -2362,6 +2380,7 @@
     </w:p>
     <w:p>
       <w:pPr>
+        <w:pStyle w:val="Heading2"/>
         <w:keepNext/>
         <w:pBdr>
           <w:bottom w:val="single" w:sz="8" w:space="3" w:color="003A70"/>
@@ -2377,7 +2396,7 @@
           <w:b/>
           <w:color w:val="003A70"/>
           <w:spacing w:val="14"/>
-          <w:sz w:val="19"/>
+          <w:sz w:val="22"/>
           <w:szCs w:val="19"/>
         </w:rPr>
         <w:t xml:space="preserve">TRY IT WITH HELP</w:t>
@@ -2396,7 +2415,7 @@
           <w:rFonts w:ascii="Avenir Next" w:hAnsi="Avenir Next" w:cs="Avenir Next" w:eastAsia="Avenir Next"/>
           <w:i/>
           <w:color w:val="5A5F66"/>
-          <w:sz w:val="17"/>
+          <w:sz w:val="22"/>
           <w:szCs w:val="17"/>
         </w:rPr>
         <w:t xml:space="preserve">fill in each step</w:t>
@@ -2408,7 +2427,7 @@
         <w:tabs>
           <w:tab w:val="left" w:pos="432"/>
         </w:tabs>
-        <w:spacing w:before="90" w:after="40" w:line="268" w:lineRule="auto"/>
+        <w:spacing w:before="90" w:after="40" w:line="254" w:lineRule="auto"/>
         <w:ind w:left="432" w:hanging="432"/>
       </w:pPr>
       <w:r>
@@ -2446,7 +2465,7 @@
         <w:tabs>
           <w:tab w:val="left" w:pos="1300"/>
         </w:tabs>
-        <w:spacing w:before="0" w:after="24" w:line="272" w:lineRule="auto"/>
+        <w:spacing w:before="0" w:after="24" w:line="256" w:lineRule="auto"/>
         <w:ind w:left="1300" w:hanging="868"/>
       </w:pPr>
       <w:r>
@@ -2454,35 +2473,35 @@
           <w:rFonts w:ascii="Avenir Next" w:hAnsi="Avenir Next" w:cs="Avenir Next" w:eastAsia="Avenir Next"/>
           <w:b/>
           <w:color w:val="003A70"/>
+          <w:sz w:val="22"/>
+          <w:szCs w:val="18"/>
+        </w:rPr>
+        <w:t xml:space="preserve">Step 1</w:t>
+      </w:r>
+      <w:r>
+        <w:rPr>
+          <w:rFonts w:ascii="Avenir Next" w:hAnsi="Avenir Next" w:cs="Avenir Next" w:eastAsia="Avenir Next"/>
+          <w:color w:val="1A1A1A"/>
           <w:sz w:val="18"/>
           <w:szCs w:val="18"/>
         </w:rPr>
-        <w:t xml:space="preserve">Step 1</w:t>
-      </w:r>
-      <w:r>
-        <w:rPr>
-          <w:rFonts w:ascii="Avenir Next" w:hAnsi="Avenir Next" w:cs="Avenir Next" w:eastAsia="Avenir Next"/>
-          <w:color w:val="1A1A1A"/>
-          <w:sz w:val="18"/>
-          <w:szCs w:val="18"/>
-        </w:rPr>
         <w:tab/>
       </w:r>
       <w:r>
         <w:rPr>
           <w:rFonts w:ascii="Avenir Next" w:hAnsi="Avenir Next" w:cs="Avenir Next" w:eastAsia="Avenir Next"/>
           <w:color w:val="1A1A1A"/>
+          <w:sz w:val="22"/>
+          <w:szCs w:val="21"/>
+        </w:rPr>
+        <w:t xml:space="preserve">4 × </w:t>
+      </w:r>
+      <w:r>
+        <w:rPr>
+          <w:rFonts w:ascii="Avenir Next" w:hAnsi="Avenir Next" w:cs="Avenir Next" w:eastAsia="Avenir Next"/>
+          <w:color w:val="1A1A1A"/>
           <w:sz w:val="21"/>
           <w:szCs w:val="21"/>
-        </w:rPr>
-        <w:t xml:space="preserve">4 × </w:t>
-      </w:r>
-      <w:r>
-        <w:rPr>
-          <w:rFonts w:ascii="Avenir Next" w:hAnsi="Avenir Next" w:cs="Avenir Next" w:eastAsia="Avenir Next"/>
-          <w:color w:val="1A1A1A"/>
-          <w:sz w:val="21"/>
-          <w:szCs w:val="21"/>
           <w:u w:val="single"/>
         </w:rPr>
         <w:t xml:space="preserve">                </w:t>
@@ -2491,7 +2510,7 @@
         <w:rPr>
           <w:rFonts w:ascii="Avenir Next" w:hAnsi="Avenir Next" w:cs="Avenir Next" w:eastAsia="Avenir Next"/>
           <w:color w:val="1A1A1A"/>
-          <w:sz w:val="21"/>
+          <w:sz w:val="22"/>
           <w:szCs w:val="21"/>
         </w:rPr>
         <w:t xml:space="preserve"> = 12</w:t>
@@ -2503,7 +2522,7 @@
         <w:tabs>
           <w:tab w:val="left" w:pos="1300"/>
         </w:tabs>
-        <w:spacing w:before="0" w:after="24" w:line="272" w:lineRule="auto"/>
+        <w:spacing w:before="0" w:after="24" w:line="256" w:lineRule="auto"/>
         <w:ind w:left="1300" w:hanging="868"/>
       </w:pPr>
       <w:r>
@@ -2511,25 +2530,25 @@
           <w:rFonts w:ascii="Avenir Next" w:hAnsi="Avenir Next" w:cs="Avenir Next" w:eastAsia="Avenir Next"/>
           <w:b/>
           <w:color w:val="003A70"/>
+          <w:sz w:val="22"/>
+          <w:szCs w:val="18"/>
+        </w:rPr>
+        <w:t xml:space="preserve">Step 2</w:t>
+      </w:r>
+      <w:r>
+        <w:rPr>
+          <w:rFonts w:ascii="Avenir Next" w:hAnsi="Avenir Next" w:cs="Avenir Next" w:eastAsia="Avenir Next"/>
+          <w:color w:val="1A1A1A"/>
           <w:sz w:val="18"/>
           <w:szCs w:val="18"/>
         </w:rPr>
-        <w:t xml:space="preserve">Step 2</w:t>
-      </w:r>
-      <w:r>
-        <w:rPr>
-          <w:rFonts w:ascii="Avenir Next" w:hAnsi="Avenir Next" w:cs="Avenir Next" w:eastAsia="Avenir Next"/>
-          <w:color w:val="1A1A1A"/>
-          <w:sz w:val="18"/>
-          <w:szCs w:val="18"/>
-        </w:rPr>
         <w:tab/>
       </w:r>
       <w:r>
         <w:rPr>
           <w:rFonts w:ascii="Avenir Next" w:hAnsi="Avenir Next" w:cs="Avenir Next" w:eastAsia="Avenir Next"/>
           <w:color w:val="1A1A1A"/>
-          <w:sz w:val="21"/>
+          <w:sz w:val="22"/>
           <w:szCs w:val="21"/>
         </w:rPr>
         <w:t xml:space="preserve">3 × 3 = </w:t>
@@ -2551,7 +2570,7 @@
         <w:tabs>
           <w:tab w:val="left" w:pos="1300"/>
         </w:tabs>
-        <w:spacing w:before="0" w:after="24" w:line="272" w:lineRule="auto"/>
+        <w:spacing w:before="0" w:after="24" w:line="256" w:lineRule="auto"/>
         <w:ind w:left="1300" w:hanging="868"/>
       </w:pPr>
       <w:r>
@@ -2559,35 +2578,35 @@
           <w:rFonts w:ascii="Avenir Next" w:hAnsi="Avenir Next" w:cs="Avenir Next" w:eastAsia="Avenir Next"/>
           <w:b/>
           <w:color w:val="003A70"/>
+          <w:sz w:val="22"/>
+          <w:szCs w:val="18"/>
+        </w:rPr>
+        <w:t xml:space="preserve">Step 3</w:t>
+      </w:r>
+      <w:r>
+        <w:rPr>
+          <w:rFonts w:ascii="Avenir Next" w:hAnsi="Avenir Next" w:cs="Avenir Next" w:eastAsia="Avenir Next"/>
+          <w:color w:val="1A1A1A"/>
           <w:sz w:val="18"/>
           <w:szCs w:val="18"/>
         </w:rPr>
-        <w:t xml:space="preserve">Step 3</w:t>
-      </w:r>
-      <w:r>
-        <w:rPr>
-          <w:rFonts w:ascii="Avenir Next" w:hAnsi="Avenir Next" w:cs="Avenir Next" w:eastAsia="Avenir Next"/>
-          <w:color w:val="1A1A1A"/>
-          <w:sz w:val="18"/>
-          <w:szCs w:val="18"/>
-        </w:rPr>
         <w:tab/>
       </w:r>
       <w:r>
         <w:rPr>
           <w:rFonts w:ascii="Avenir Next" w:hAnsi="Avenir Next" w:cs="Avenir Next" w:eastAsia="Avenir Next"/>
           <w:color w:val="1A1A1A"/>
+          <w:sz w:val="22"/>
+          <w:szCs w:val="21"/>
+        </w:rPr>
+        <w:t xml:space="preserve">3/4 = </w:t>
+      </w:r>
+      <w:r>
+        <w:rPr>
+          <w:rFonts w:ascii="Avenir Next" w:hAnsi="Avenir Next" w:cs="Avenir Next" w:eastAsia="Avenir Next"/>
+          <w:color w:val="1A1A1A"/>
           <w:sz w:val="21"/>
           <w:szCs w:val="21"/>
-        </w:rPr>
-        <w:t xml:space="preserve">3/4 = </w:t>
-      </w:r>
-      <w:r>
-        <w:rPr>
-          <w:rFonts w:ascii="Avenir Next" w:hAnsi="Avenir Next" w:cs="Avenir Next" w:eastAsia="Avenir Next"/>
-          <w:color w:val="1A1A1A"/>
-          <w:sz w:val="21"/>
-          <w:szCs w:val="21"/>
           <w:u w:val="single"/>
         </w:rPr>
         <w:t xml:space="preserve">                </w:t>
@@ -2596,7 +2615,7 @@
         <w:rPr>
           <w:rFonts w:ascii="Avenir Next" w:hAnsi="Avenir Next" w:cs="Avenir Next" w:eastAsia="Avenir Next"/>
           <w:color w:val="1A1A1A"/>
-          <w:sz w:val="21"/>
+          <w:sz w:val="22"/>
           <w:szCs w:val="21"/>
         </w:rPr>
         <w:t xml:space="preserve">/12</w:t>
@@ -2613,7 +2632,7 @@
         <w:tabs>
           <w:tab w:val="left" w:pos="432"/>
         </w:tabs>
-        <w:spacing w:before="90" w:after="40" w:line="268" w:lineRule="auto"/>
+        <w:spacing w:before="90" w:after="40" w:line="254" w:lineRule="auto"/>
         <w:ind w:left="432" w:hanging="432"/>
       </w:pPr>
       <w:r>
@@ -2651,7 +2670,7 @@
         <w:tabs>
           <w:tab w:val="left" w:pos="1300"/>
         </w:tabs>
-        <w:spacing w:before="0" w:after="24" w:line="272" w:lineRule="auto"/>
+        <w:spacing w:before="0" w:after="24" w:line="256" w:lineRule="auto"/>
         <w:ind w:left="1300" w:hanging="868"/>
       </w:pPr>
       <w:r>
@@ -2659,35 +2678,35 @@
           <w:rFonts w:ascii="Avenir Next" w:hAnsi="Avenir Next" w:cs="Avenir Next" w:eastAsia="Avenir Next"/>
           <w:b/>
           <w:color w:val="003A70"/>
+          <w:sz w:val="22"/>
+          <w:szCs w:val="18"/>
+        </w:rPr>
+        <w:t xml:space="preserve">Step 1</w:t>
+      </w:r>
+      <w:r>
+        <w:rPr>
+          <w:rFonts w:ascii="Avenir Next" w:hAnsi="Avenir Next" w:cs="Avenir Next" w:eastAsia="Avenir Next"/>
+          <w:color w:val="1A1A1A"/>
           <w:sz w:val="18"/>
           <w:szCs w:val="18"/>
         </w:rPr>
-        <w:t xml:space="preserve">Step 1</w:t>
-      </w:r>
-      <w:r>
-        <w:rPr>
-          <w:rFonts w:ascii="Avenir Next" w:hAnsi="Avenir Next" w:cs="Avenir Next" w:eastAsia="Avenir Next"/>
-          <w:color w:val="1A1A1A"/>
-          <w:sz w:val="18"/>
-          <w:szCs w:val="18"/>
-        </w:rPr>
         <w:tab/>
       </w:r>
       <w:r>
         <w:rPr>
           <w:rFonts w:ascii="Avenir Next" w:hAnsi="Avenir Next" w:cs="Avenir Next" w:eastAsia="Avenir Next"/>
           <w:color w:val="1A1A1A"/>
+          <w:sz w:val="22"/>
+          <w:szCs w:val="21"/>
+        </w:rPr>
+        <w:t xml:space="preserve">6 × </w:t>
+      </w:r>
+      <w:r>
+        <w:rPr>
+          <w:rFonts w:ascii="Avenir Next" w:hAnsi="Avenir Next" w:cs="Avenir Next" w:eastAsia="Avenir Next"/>
+          <w:color w:val="1A1A1A"/>
           <w:sz w:val="21"/>
           <w:szCs w:val="21"/>
-        </w:rPr>
-        <w:t xml:space="preserve">6 × </w:t>
-      </w:r>
-      <w:r>
-        <w:rPr>
-          <w:rFonts w:ascii="Avenir Next" w:hAnsi="Avenir Next" w:cs="Avenir Next" w:eastAsia="Avenir Next"/>
-          <w:color w:val="1A1A1A"/>
-          <w:sz w:val="21"/>
-          <w:szCs w:val="21"/>
           <w:u w:val="single"/>
         </w:rPr>
         <w:t xml:space="preserve">                </w:t>
@@ -2696,7 +2715,7 @@
         <w:rPr>
           <w:rFonts w:ascii="Avenir Next" w:hAnsi="Avenir Next" w:cs="Avenir Next" w:eastAsia="Avenir Next"/>
           <w:color w:val="1A1A1A"/>
-          <w:sz w:val="21"/>
+          <w:sz w:val="22"/>
           <w:szCs w:val="21"/>
         </w:rPr>
         <w:t xml:space="preserve"> = 18</w:t>
@@ -2708,7 +2727,7 @@
         <w:tabs>
           <w:tab w:val="left" w:pos="1300"/>
         </w:tabs>
-        <w:spacing w:before="0" w:after="24" w:line="272" w:lineRule="auto"/>
+        <w:spacing w:before="0" w:after="24" w:line="256" w:lineRule="auto"/>
         <w:ind w:left="1300" w:hanging="868"/>
       </w:pPr>
       <w:r>
@@ -2716,25 +2735,25 @@
           <w:rFonts w:ascii="Avenir Next" w:hAnsi="Avenir Next" w:cs="Avenir Next" w:eastAsia="Avenir Next"/>
           <w:b/>
           <w:color w:val="003A70"/>
+          <w:sz w:val="22"/>
+          <w:szCs w:val="18"/>
+        </w:rPr>
+        <w:t xml:space="preserve">Step 2</w:t>
+      </w:r>
+      <w:r>
+        <w:rPr>
+          <w:rFonts w:ascii="Avenir Next" w:hAnsi="Avenir Next" w:cs="Avenir Next" w:eastAsia="Avenir Next"/>
+          <w:color w:val="1A1A1A"/>
           <w:sz w:val="18"/>
           <w:szCs w:val="18"/>
         </w:rPr>
-        <w:t xml:space="preserve">Step 2</w:t>
-      </w:r>
-      <w:r>
-        <w:rPr>
-          <w:rFonts w:ascii="Avenir Next" w:hAnsi="Avenir Next" w:cs="Avenir Next" w:eastAsia="Avenir Next"/>
-          <w:color w:val="1A1A1A"/>
-          <w:sz w:val="18"/>
-          <w:szCs w:val="18"/>
-        </w:rPr>
         <w:tab/>
       </w:r>
       <w:r>
         <w:rPr>
           <w:rFonts w:ascii="Avenir Next" w:hAnsi="Avenir Next" w:cs="Avenir Next" w:eastAsia="Avenir Next"/>
           <w:color w:val="1A1A1A"/>
-          <w:sz w:val="21"/>
+          <w:sz w:val="22"/>
           <w:szCs w:val="21"/>
         </w:rPr>
         <w:t xml:space="preserve">5 × 3 = </w:t>
@@ -2756,7 +2775,7 @@
         <w:tabs>
           <w:tab w:val="left" w:pos="1300"/>
         </w:tabs>
-        <w:spacing w:before="0" w:after="24" w:line="272" w:lineRule="auto"/>
+        <w:spacing w:before="0" w:after="24" w:line="256" w:lineRule="auto"/>
         <w:ind w:left="1300" w:hanging="868"/>
       </w:pPr>
       <w:r>
@@ -2764,35 +2783,35 @@
           <w:rFonts w:ascii="Avenir Next" w:hAnsi="Avenir Next" w:cs="Avenir Next" w:eastAsia="Avenir Next"/>
           <w:b/>
           <w:color w:val="003A70"/>
+          <w:sz w:val="22"/>
+          <w:szCs w:val="18"/>
+        </w:rPr>
+        <w:t xml:space="preserve">Step 3</w:t>
+      </w:r>
+      <w:r>
+        <w:rPr>
+          <w:rFonts w:ascii="Avenir Next" w:hAnsi="Avenir Next" w:cs="Avenir Next" w:eastAsia="Avenir Next"/>
+          <w:color w:val="1A1A1A"/>
           <w:sz w:val="18"/>
           <w:szCs w:val="18"/>
         </w:rPr>
-        <w:t xml:space="preserve">Step 3</w:t>
-      </w:r>
-      <w:r>
-        <w:rPr>
-          <w:rFonts w:ascii="Avenir Next" w:hAnsi="Avenir Next" w:cs="Avenir Next" w:eastAsia="Avenir Next"/>
-          <w:color w:val="1A1A1A"/>
-          <w:sz w:val="18"/>
-          <w:szCs w:val="18"/>
-        </w:rPr>
         <w:tab/>
       </w:r>
       <w:r>
         <w:rPr>
           <w:rFonts w:ascii="Avenir Next" w:hAnsi="Avenir Next" w:cs="Avenir Next" w:eastAsia="Avenir Next"/>
           <w:color w:val="1A1A1A"/>
+          <w:sz w:val="22"/>
+          <w:szCs w:val="21"/>
+        </w:rPr>
+        <w:t xml:space="preserve">5/6 = </w:t>
+      </w:r>
+      <w:r>
+        <w:rPr>
+          <w:rFonts w:ascii="Avenir Next" w:hAnsi="Avenir Next" w:cs="Avenir Next" w:eastAsia="Avenir Next"/>
+          <w:color w:val="1A1A1A"/>
           <w:sz w:val="21"/>
           <w:szCs w:val="21"/>
-        </w:rPr>
-        <w:t xml:space="preserve">5/6 = </w:t>
-      </w:r>
-      <w:r>
-        <w:rPr>
-          <w:rFonts w:ascii="Avenir Next" w:hAnsi="Avenir Next" w:cs="Avenir Next" w:eastAsia="Avenir Next"/>
-          <w:color w:val="1A1A1A"/>
-          <w:sz w:val="21"/>
-          <w:szCs w:val="21"/>
           <w:u w:val="single"/>
         </w:rPr>
         <w:t xml:space="preserve">                </w:t>
@@ -2801,7 +2820,7 @@
         <w:rPr>
           <w:rFonts w:ascii="Avenir Next" w:hAnsi="Avenir Next" w:cs="Avenir Next" w:eastAsia="Avenir Next"/>
           <w:color w:val="1A1A1A"/>
-          <w:sz w:val="21"/>
+          <w:sz w:val="22"/>
           <w:szCs w:val="21"/>
         </w:rPr>
         <w:t xml:space="preserve">/18</w:t>
@@ -2814,6 +2833,7 @@
     </w:p>
     <w:p>
       <w:pPr>
+        <w:pStyle w:val="Heading2"/>
         <w:keepNext/>
         <w:pBdr>
           <w:bottom w:val="single" w:sz="8" w:space="3" w:color="003A70"/>
@@ -2829,7 +2849,7 @@
           <w:b/>
           <w:color w:val="003A70"/>
           <w:spacing w:val="14"/>
-          <w:sz w:val="19"/>
+          <w:sz w:val="22"/>
           <w:szCs w:val="19"/>
         </w:rPr>
         <w:t xml:space="preserve">YOUR TURN</w:t>
@@ -2848,7 +2868,7 @@
           <w:rFonts w:ascii="Avenir Next" w:hAnsi="Avenir Next" w:cs="Avenir Next" w:eastAsia="Avenir Next"/>
           <w:i/>
           <w:color w:val="5A5F66"/>
-          <w:sz w:val="17"/>
+          <w:sz w:val="22"/>
           <w:szCs w:val="17"/>
         </w:rPr>
         <w:t xml:space="preserve">use the steps on your own</w:t>
@@ -2898,7 +2918,7 @@
               <w:tabs>
                 <w:tab w:val="left" w:pos="432"/>
               </w:tabs>
-              <w:spacing w:before="90" w:after="40" w:line="268" w:lineRule="auto"/>
+              <w:spacing w:before="90" w:after="40" w:line="254" w:lineRule="auto"/>
               <w:ind w:left="432" w:hanging="432"/>
             </w:pPr>
             <w:r>
@@ -2972,7 +2992,7 @@
                     <w:tabs>
                       <w:tab w:val="left" w:pos="340"/>
                     </w:tabs>
-                    <w:spacing w:before="0" w:after="0" w:line="276" w:lineRule="auto"/>
+                    <w:spacing w:before="0" w:after="0" w:line="258" w:lineRule="auto"/>
                     <w:ind w:left="340" w:hanging="340"/>
                   </w:pPr>
                   <w:r>
@@ -3052,7 +3072,7 @@
                     <w:tabs>
                       <w:tab w:val="left" w:pos="340"/>
                     </w:tabs>
-                    <w:spacing w:before="0" w:after="0" w:line="276" w:lineRule="auto"/>
+                    <w:spacing w:before="0" w:after="0" w:line="258" w:lineRule="auto"/>
                     <w:ind w:left="340" w:hanging="340"/>
                   </w:pPr>
                   <w:r>
@@ -3132,7 +3152,7 @@
                     <w:tabs>
                       <w:tab w:val="left" w:pos="340"/>
                     </w:tabs>
-                    <w:spacing w:before="0" w:after="0" w:line="276" w:lineRule="auto"/>
+                    <w:spacing w:before="0" w:after="0" w:line="258" w:lineRule="auto"/>
                     <w:ind w:left="340" w:hanging="340"/>
                   </w:pPr>
                   <w:r>
@@ -3218,7 +3238,7 @@
                     <w:tabs>
                       <w:tab w:val="left" w:pos="340"/>
                     </w:tabs>
-                    <w:spacing w:before="0" w:after="0" w:line="276" w:lineRule="auto"/>
+                    <w:spacing w:before="0" w:after="0" w:line="258" w:lineRule="auto"/>
                     <w:ind w:left="340" w:hanging="340"/>
                   </w:pPr>
                   <w:r>
@@ -3298,7 +3318,7 @@
                     <w:tabs>
                       <w:tab w:val="left" w:pos="340"/>
                     </w:tabs>
-                    <w:spacing w:before="0" w:after="0" w:line="276" w:lineRule="auto"/>
+                    <w:spacing w:before="0" w:after="0" w:line="258" w:lineRule="auto"/>
                     <w:ind w:left="340" w:hanging="340"/>
                   </w:pPr>
                   <w:r>
@@ -3378,7 +3398,7 @@
                     <w:tabs>
                       <w:tab w:val="left" w:pos="340"/>
                     </w:tabs>
-                    <w:spacing w:before="0" w:after="0" w:line="276" w:lineRule="auto"/>
+                    <w:spacing w:before="0" w:after="0" w:line="258" w:lineRule="auto"/>
                     <w:ind w:left="340" w:hanging="340"/>
                   </w:pPr>
                   <w:r>
@@ -3465,6 +3485,7 @@
     </w:p>
     <w:p>
       <w:pPr>
+        <w:pStyle w:val="Heading2"/>
         <w:keepNext/>
         <w:pBdr>
           <w:bottom w:val="single" w:sz="8" w:space="3" w:color="003A70"/>
@@ -3480,7 +3501,7 @@
           <w:b/>
           <w:color w:val="003A70"/>
           <w:spacing w:val="14"/>
-          <w:sz w:val="19"/>
+          <w:sz w:val="22"/>
           <w:szCs w:val="19"/>
         </w:rPr>
         <w:t xml:space="preserve">READY CHECK</w:t>
@@ -3499,7 +3520,7 @@
           <w:rFonts w:ascii="Avenir Next" w:hAnsi="Avenir Next" w:cs="Avenir Next" w:eastAsia="Avenir Next"/>
           <w:i/>
           <w:color w:val="5A5F66"/>
-          <w:sz w:val="17"/>
+          <w:sz w:val="22"/>
           <w:szCs w:val="17"/>
         </w:rPr>
         <w:t xml:space="preserve">a problem like the one in today’s lesson</w:t>
@@ -3549,7 +3570,7 @@
               <w:tabs>
                 <w:tab w:val="left" w:pos="432"/>
               </w:tabs>
-              <w:spacing w:before="90" w:after="40" w:line="268" w:lineRule="auto"/>
+              <w:spacing w:before="90" w:after="40" w:line="254" w:lineRule="auto"/>
               <w:ind w:left="432" w:hanging="432"/>
             </w:pPr>
             <w:r>
@@ -3623,7 +3644,7 @@
                     <w:tabs>
                       <w:tab w:val="left" w:pos="340"/>
                     </w:tabs>
-                    <w:spacing w:before="0" w:after="0" w:line="264" w:lineRule="auto"/>
+                    <w:spacing w:before="0" w:after="0" w:line="252" w:lineRule="auto"/>
                     <w:ind w:left="340" w:hanging="340"/>
                   </w:pPr>
                   <w:r>
@@ -3631,25 +3652,25 @@
                       <w:rFonts w:ascii="Avenir Next" w:hAnsi="Avenir Next" w:cs="Avenir Next" w:eastAsia="Avenir Next"/>
                       <w:b/>
                       <w:color w:val="003A70"/>
+                      <w:sz w:val="22"/>
+                      <w:szCs w:val="21"/>
+                    </w:rPr>
+                    <w:t xml:space="preserve">A</w:t>
+                  </w:r>
+                  <w:r>
+                    <w:rPr>
+                      <w:rFonts w:ascii="Avenir Next" w:hAnsi="Avenir Next" w:cs="Avenir Next" w:eastAsia="Avenir Next"/>
+                      <w:color w:val="1A1A1A"/>
                       <w:sz w:val="21"/>
                       <w:szCs w:val="21"/>
                     </w:rPr>
-                    <w:t xml:space="preserve">A</w:t>
-                  </w:r>
-                  <w:r>
-                    <w:rPr>
-                      <w:rFonts w:ascii="Avenir Next" w:hAnsi="Avenir Next" w:cs="Avenir Next" w:eastAsia="Avenir Next"/>
-                      <w:color w:val="1A1A1A"/>
-                      <w:sz w:val="21"/>
-                      <w:szCs w:val="21"/>
-                    </w:rPr>
                     <w:tab/>
                   </w:r>
                   <w:r>
                     <w:rPr>
                       <w:rFonts w:ascii="Avenir Next" w:hAnsi="Avenir Next" w:cs="Avenir Next" w:eastAsia="Avenir Next"/>
                       <w:color w:val="1A1A1A"/>
-                      <w:sz w:val="21"/>
+                      <w:sz w:val="22"/>
                       <w:szCs w:val="21"/>
                     </w:rPr>
                     <w:t xml:space="preserve">2/9 ÷ 4/9</w:t>
@@ -3666,7 +3687,7 @@
                     <w:tabs>
                       <w:tab w:val="left" w:pos="340"/>
                     </w:tabs>
-                    <w:spacing w:before="0" w:after="0" w:line="264" w:lineRule="auto"/>
+                    <w:spacing w:before="0" w:after="0" w:line="252" w:lineRule="auto"/>
                     <w:ind w:left="340" w:hanging="340"/>
                   </w:pPr>
                   <w:r>
@@ -3674,25 +3695,25 @@
                       <w:rFonts w:ascii="Avenir Next" w:hAnsi="Avenir Next" w:cs="Avenir Next" w:eastAsia="Avenir Next"/>
                       <w:b/>
                       <w:color w:val="003A70"/>
+                      <w:sz w:val="22"/>
+                      <w:szCs w:val="21"/>
+                    </w:rPr>
+                    <w:t xml:space="preserve">B</w:t>
+                  </w:r>
+                  <w:r>
+                    <w:rPr>
+                      <w:rFonts w:ascii="Avenir Next" w:hAnsi="Avenir Next" w:cs="Avenir Next" w:eastAsia="Avenir Next"/>
+                      <w:color w:val="1A1A1A"/>
                       <w:sz w:val="21"/>
                       <w:szCs w:val="21"/>
                     </w:rPr>
-                    <w:t xml:space="preserve">B</w:t>
-                  </w:r>
-                  <w:r>
-                    <w:rPr>
-                      <w:rFonts w:ascii="Avenir Next" w:hAnsi="Avenir Next" w:cs="Avenir Next" w:eastAsia="Avenir Next"/>
-                      <w:color w:val="1A1A1A"/>
-                      <w:sz w:val="21"/>
-                      <w:szCs w:val="21"/>
-                    </w:rPr>
                     <w:tab/>
                   </w:r>
                   <w:r>
                     <w:rPr>
                       <w:rFonts w:ascii="Avenir Next" w:hAnsi="Avenir Next" w:cs="Avenir Next" w:eastAsia="Avenir Next"/>
                       <w:color w:val="1A1A1A"/>
-                      <w:sz w:val="21"/>
+                      <w:sz w:val="22"/>
                       <w:szCs w:val="21"/>
                     </w:rPr>
                     <w:t xml:space="preserve">6/9 ÷ 4/9</w:t>
@@ -3709,7 +3730,7 @@
                     <w:tabs>
                       <w:tab w:val="left" w:pos="340"/>
                     </w:tabs>
-                    <w:spacing w:before="0" w:after="0" w:line="264" w:lineRule="auto"/>
+                    <w:spacing w:before="0" w:after="0" w:line="252" w:lineRule="auto"/>
                     <w:ind w:left="340" w:hanging="340"/>
                   </w:pPr>
                   <w:r>
@@ -3717,25 +3738,25 @@
                       <w:rFonts w:ascii="Avenir Next" w:hAnsi="Avenir Next" w:cs="Avenir Next" w:eastAsia="Avenir Next"/>
                       <w:b/>
                       <w:color w:val="003A70"/>
+                      <w:sz w:val="22"/>
+                      <w:szCs w:val="21"/>
+                    </w:rPr>
+                    <w:t xml:space="preserve">C</w:t>
+                  </w:r>
+                  <w:r>
+                    <w:rPr>
+                      <w:rFonts w:ascii="Avenir Next" w:hAnsi="Avenir Next" w:cs="Avenir Next" w:eastAsia="Avenir Next"/>
+                      <w:color w:val="1A1A1A"/>
                       <w:sz w:val="21"/>
                       <w:szCs w:val="21"/>
                     </w:rPr>
-                    <w:t xml:space="preserve">C</w:t>
-                  </w:r>
-                  <w:r>
-                    <w:rPr>
-                      <w:rFonts w:ascii="Avenir Next" w:hAnsi="Avenir Next" w:cs="Avenir Next" w:eastAsia="Avenir Next"/>
-                      <w:color w:val="1A1A1A"/>
-                      <w:sz w:val="21"/>
-                      <w:szCs w:val="21"/>
-                    </w:rPr>
                     <w:tab/>
                   </w:r>
                   <w:r>
                     <w:rPr>
                       <w:rFonts w:ascii="Avenir Next" w:hAnsi="Avenir Next" w:cs="Avenir Next" w:eastAsia="Avenir Next"/>
                       <w:color w:val="1A1A1A"/>
-                      <w:sz w:val="21"/>
+                      <w:sz w:val="22"/>
                       <w:szCs w:val="21"/>
                     </w:rPr>
                     <w:t xml:space="preserve">4/9 ÷ 6/9</w:t>
@@ -3752,7 +3773,7 @@
                     <w:tabs>
                       <w:tab w:val="left" w:pos="340"/>
                     </w:tabs>
-                    <w:spacing w:before="0" w:after="0" w:line="264" w:lineRule="auto"/>
+                    <w:spacing w:before="0" w:after="0" w:line="252" w:lineRule="auto"/>
                     <w:ind w:left="340" w:hanging="340"/>
                   </w:pPr>
                   <w:r>
@@ -3760,25 +3781,25 @@
                       <w:rFonts w:ascii="Avenir Next" w:hAnsi="Avenir Next" w:cs="Avenir Next" w:eastAsia="Avenir Next"/>
                       <w:b/>
                       <w:color w:val="003A70"/>
+                      <w:sz w:val="22"/>
+                      <w:szCs w:val="21"/>
+                    </w:rPr>
+                    <w:t xml:space="preserve">D</w:t>
+                  </w:r>
+                  <w:r>
+                    <w:rPr>
+                      <w:rFonts w:ascii="Avenir Next" w:hAnsi="Avenir Next" w:cs="Avenir Next" w:eastAsia="Avenir Next"/>
+                      <w:color w:val="1A1A1A"/>
                       <w:sz w:val="21"/>
                       <w:szCs w:val="21"/>
                     </w:rPr>
-                    <w:t xml:space="preserve">D</w:t>
-                  </w:r>
-                  <w:r>
-                    <w:rPr>
-                      <w:rFonts w:ascii="Avenir Next" w:hAnsi="Avenir Next" w:cs="Avenir Next" w:eastAsia="Avenir Next"/>
-                      <w:color w:val="1A1A1A"/>
-                      <w:sz w:val="21"/>
-                      <w:szCs w:val="21"/>
-                    </w:rPr>
                     <w:tab/>
                   </w:r>
                   <w:r>
                     <w:rPr>
                       <w:rFonts w:ascii="Avenir Next" w:hAnsi="Avenir Next" w:cs="Avenir Next" w:eastAsia="Avenir Next"/>
                       <w:color w:val="1A1A1A"/>
-                      <w:sz w:val="21"/>
+                      <w:sz w:val="22"/>
                       <w:szCs w:val="21"/>
                     </w:rPr>
                     <w:t xml:space="preserve">6/12 ÷ 4/12</w:t>
@@ -3827,19 +3848,42 @@
         <w:tblLook w:val="0000" w:firstRow="0" w:lastRow="0" w:firstColumn="0" w:lastColumn="0" w:noHBand="1" w:noVBand="1"/>
       </w:tblPr>
       <w:tblGrid>
-        <w:gridCol w:w="2000"/>
-        <w:gridCol w:w="2300"/>
-        <w:gridCol w:w="2100"/>
-        <w:gridCol w:w="3104"/>
+        <w:gridCol w:w="1750"/>
+        <w:gridCol w:w="2500"/>
+        <w:gridCol w:w="2200"/>
+        <w:gridCol w:w="3054"/>
       </w:tblGrid>
       <w:tr>
         <w:trPr>
           <w:cantSplit/>
-          <w:trHeight w:val="320" w:hRule="atLeast"/>
+          <w:trHeight w:val="300" w:hRule="atLeast"/>
         </w:trPr>
         <w:tc>
           <w:tcPr>
-            <w:tcW w:w="2000" w:type="dxa"/>
+            <w:tcW w:w="1750" w:type="dxa"/>
+            <w:vAlign w:val="center"/>
+          </w:tcPr>
+          <w:p>
+            <w:pPr>
+              <w:pStyle w:val="Heading2"/>
+              <w:spacing w:before="0" w:after="0" w:line="240" w:lineRule="auto"/>
+            </w:pPr>
+            <w:r>
+              <w:rPr>
+                <w:rFonts w:ascii="Avenir Next" w:hAnsi="Avenir Next" w:cs="Avenir Next" w:eastAsia="Avenir Next"/>
+                <w:b/>
+                <w:color w:val="003A70"/>
+                <w:spacing w:val="12"/>
+                <w:sz w:val="15"/>
+                <w:szCs w:val="15"/>
+              </w:rPr>
+              <w:t xml:space="preserve">CHECK YOURSELF</w:t>
+            </w:r>
+          </w:p>
+        </w:tc>
+        <w:tc>
+          <w:tcPr>
+            <w:tcW w:w="2500" w:type="dxa"/>
             <w:vAlign w:val="center"/>
           </w:tcPr>
           <w:p>
@@ -3848,20 +3892,27 @@
             </w:pPr>
             <w:r>
               <w:rPr>
-                <w:rFonts w:ascii="Avenir Next" w:hAnsi="Avenir Next" w:cs="Avenir Next" w:eastAsia="Avenir Next"/>
-                <w:b/>
-                <w:color w:val="003A70"/>
-                <w:spacing w:val="12"/>
-                <w:sz w:val="15"/>
-                <w:szCs w:val="15"/>
-              </w:rPr>
-              <w:t xml:space="preserve">CHECK YOURSELF</w:t>
+                <w:rFonts w:ascii="Arial" w:hAnsi="Arial" w:cs="Arial" w:eastAsia="Arial"/>
+                <w:color w:val="1A1A1A"/>
+                <w:sz w:val="20"/>
+                <w:szCs w:val="20"/>
+              </w:rPr>
+              <w:t xml:space="preserve">□</w:t>
+            </w:r>
+            <w:r>
+              <w:rPr>
+                <w:rFonts w:ascii="Avenir Next" w:hAnsi="Avenir Next" w:cs="Avenir Next" w:eastAsia="Avenir Next"/>
+                <w:color w:val="1A1A1A"/>
+                <w:sz w:val="17"/>
+                <w:szCs w:val="17"/>
+              </w:rPr>
+              <w:t xml:space="preserve">  I can do this on my own</w:t>
             </w:r>
           </w:p>
         </w:tc>
         <w:tc>
           <w:tcPr>
-            <w:tcW w:w="2300" w:type="dxa"/>
+            <w:tcW w:w="2200" w:type="dxa"/>
             <w:vAlign w:val="center"/>
           </w:tcPr>
           <w:p>
@@ -3872,8 +3923,8 @@
               <w:rPr>
                 <w:rFonts w:ascii="Arial" w:hAnsi="Arial" w:cs="Arial" w:eastAsia="Arial"/>
                 <w:color w:val="1A1A1A"/>
-                <w:sz w:val="24"/>
-                <w:szCs w:val="24"/>
+                <w:sz w:val="20"/>
+                <w:szCs w:val="20"/>
               </w:rPr>
               <w:t xml:space="preserve">□</w:t>
             </w:r>
@@ -3884,13 +3935,13 @@
                 <w:sz w:val="17"/>
                 <w:szCs w:val="17"/>
               </w:rPr>
-              <w:t xml:space="preserve">  I can do this on my own</w:t>
+              <w:t xml:space="preserve">  I need a little help</w:t>
             </w:r>
           </w:p>
         </w:tc>
         <w:tc>
           <w:tcPr>
-            <w:tcW w:w="2100" w:type="dxa"/>
+            <w:tcW w:w="3054" w:type="dxa"/>
             <w:vAlign w:val="center"/>
           </w:tcPr>
           <w:p>
@@ -3901,37 +3952,8 @@
               <w:rPr>
                 <w:rFonts w:ascii="Arial" w:hAnsi="Arial" w:cs="Arial" w:eastAsia="Arial"/>
                 <w:color w:val="1A1A1A"/>
-                <w:sz w:val="24"/>
-                <w:szCs w:val="24"/>
-              </w:rPr>
-              <w:t xml:space="preserve">□</w:t>
-            </w:r>
-            <w:r>
-              <w:rPr>
-                <w:rFonts w:ascii="Avenir Next" w:hAnsi="Avenir Next" w:cs="Avenir Next" w:eastAsia="Avenir Next"/>
-                <w:color w:val="1A1A1A"/>
-                <w:sz w:val="17"/>
-                <w:szCs w:val="17"/>
-              </w:rPr>
-              <w:t xml:space="preserve">  I need a little help</w:t>
-            </w:r>
-          </w:p>
-        </w:tc>
-        <w:tc>
-          <w:tcPr>
-            <w:tcW w:w="3104" w:type="dxa"/>
-            <w:vAlign w:val="center"/>
-          </w:tcPr>
-          <w:p>
-            <w:pPr>
-              <w:spacing w:before="0" w:after="0" w:line="240" w:lineRule="auto"/>
-            </w:pPr>
-            <w:r>
-              <w:rPr>
-                <w:rFonts w:ascii="Arial" w:hAnsi="Arial" w:cs="Arial" w:eastAsia="Arial"/>
-                <w:color w:val="1A1A1A"/>
-                <w:sz w:val="24"/>
-                <w:szCs w:val="24"/>
+                <w:sz w:val="20"/>
+                <w:szCs w:val="20"/>
               </w:rPr>
               <w:t xml:space="preserve">□</w:t>
             </w:r>
@@ -3966,7 +3988,7 @@
     <w:sectPr>
       <w:footerReference w:type="default" r:id="rIdFooter1"/>
       <w:pgSz w:w="12240" w:h="15840"/>
-      <w:pgMar w:top="893" w:right="1224" w:bottom="835" w:left="1512" w:header="432" w:footer="432" w:gutter="0"/>
+      <w:pgMar w:top="780" w:right="1224" w:bottom="760" w:left="1512" w:header="432" w:footer="432" w:gutter="0"/>
       <w:cols w:space="720"/>
     </w:sectPr>
   </w:body>
@@ -4046,7 +4068,106 @@
               <w:sz w:val="15"/>
               <w:szCs w:val="15"/>
             </w:rPr>
-            <w:t xml:space="preserve">Lesson 6-2  ·  Session 1  ·  Prerequisite Practice A</w:t>
+            <w:t xml:space="preserve">6-2 · Page </w:t>
+          </w:r>
+          <w:r>
+            <w:rPr>
+              <w:rFonts w:ascii="Avenir Next" w:hAnsi="Avenir Next" w:cs="Avenir Next" w:eastAsia="Avenir Next"/>
+              <w:color w:val="5A5F66"/>
+              <w:sz w:val="15"/>
+              <w:szCs w:val="15"/>
+            </w:rPr>
+            <w:fldChar w:fldCharType="begin"/>
+          </w:r>
+          <w:r>
+            <w:rPr>
+              <w:rFonts w:ascii="Avenir Next" w:hAnsi="Avenir Next" w:cs="Avenir Next" w:eastAsia="Avenir Next"/>
+              <w:color w:val="5A5F66"/>
+              <w:sz w:val="15"/>
+              <w:szCs w:val="15"/>
+            </w:rPr>
+            <w:instrText xml:space="preserve"> PAGE </w:instrText>
+          </w:r>
+          <w:r>
+            <w:rPr>
+              <w:rFonts w:ascii="Avenir Next" w:hAnsi="Avenir Next" w:cs="Avenir Next" w:eastAsia="Avenir Next"/>
+              <w:color w:val="5A5F66"/>
+              <w:sz w:val="15"/>
+              <w:szCs w:val="15"/>
+            </w:rPr>
+            <w:fldChar w:fldCharType="separate"/>
+          </w:r>
+          <w:r>
+            <w:rPr>
+              <w:rFonts w:ascii="Avenir Next" w:hAnsi="Avenir Next" w:cs="Avenir Next" w:eastAsia="Avenir Next"/>
+              <w:color w:val="5A5F66"/>
+              <w:sz w:val="15"/>
+              <w:szCs w:val="15"/>
+            </w:rPr>
+            <w:t xml:space="preserve">1</w:t>
+          </w:r>
+          <w:r>
+            <w:rPr>
+              <w:rFonts w:ascii="Avenir Next" w:hAnsi="Avenir Next" w:cs="Avenir Next" w:eastAsia="Avenir Next"/>
+              <w:color w:val="5A5F66"/>
+              <w:sz w:val="15"/>
+              <w:szCs w:val="15"/>
+            </w:rPr>
+            <w:fldChar w:fldCharType="end"/>
+          </w:r>
+          <w:r>
+            <w:rPr>
+              <w:rFonts w:ascii="Avenir Next" w:hAnsi="Avenir Next" w:cs="Avenir Next" w:eastAsia="Avenir Next"/>
+              <w:color w:val="5A5F66"/>
+              <w:sz w:val="15"/>
+              <w:szCs w:val="15"/>
+            </w:rPr>
+            <w:t xml:space="preserve"> of </w:t>
+          </w:r>
+          <w:r>
+            <w:rPr>
+              <w:rFonts w:ascii="Avenir Next" w:hAnsi="Avenir Next" w:cs="Avenir Next" w:eastAsia="Avenir Next"/>
+              <w:color w:val="5A5F66"/>
+              <w:sz w:val="15"/>
+              <w:szCs w:val="15"/>
+            </w:rPr>
+            <w:fldChar w:fldCharType="begin"/>
+          </w:r>
+          <w:r>
+            <w:rPr>
+              <w:rFonts w:ascii="Avenir Next" w:hAnsi="Avenir Next" w:cs="Avenir Next" w:eastAsia="Avenir Next"/>
+              <w:color w:val="5A5F66"/>
+              <w:sz w:val="15"/>
+              <w:szCs w:val="15"/>
+            </w:rPr>
+            <w:instrText xml:space="preserve"> NUMPAGES </w:instrText>
+          </w:r>
+          <w:r>
+            <w:rPr>
+              <w:rFonts w:ascii="Avenir Next" w:hAnsi="Avenir Next" w:cs="Avenir Next" w:eastAsia="Avenir Next"/>
+              <w:color w:val="5A5F66"/>
+              <w:sz w:val="15"/>
+              <w:szCs w:val="15"/>
+            </w:rPr>
+            <w:fldChar w:fldCharType="separate"/>
+          </w:r>
+          <w:r>
+            <w:rPr>
+              <w:rFonts w:ascii="Avenir Next" w:hAnsi="Avenir Next" w:cs="Avenir Next" w:eastAsia="Avenir Next"/>
+              <w:color w:val="5A5F66"/>
+              <w:sz w:val="15"/>
+              <w:szCs w:val="15"/>
+            </w:rPr>
+            <w:t xml:space="preserve">1</w:t>
+          </w:r>
+          <w:r>
+            <w:rPr>
+              <w:rFonts w:ascii="Avenir Next" w:hAnsi="Avenir Next" w:cs="Avenir Next" w:eastAsia="Avenir Next"/>
+              <w:color w:val="5A5F66"/>
+              <w:sz w:val="15"/>
+              <w:szCs w:val="15"/>
+            </w:rPr>
+            <w:fldChar w:fldCharType="end"/>
           </w:r>
         </w:p>
       </w:tc>
@@ -4089,5 +4210,23 @@
       </w:tblCellMar>
     </w:tblPr>
   </w:style>
+  <w:style w:type="paragraph" w:styleId="Heading1">
+    <w:name w:val="heading 1"/>
+    <w:basedOn w:val="Normal"/>
+    <w:pPr>
+      <w:outlineLvl w:val="0"/>
+      <w:keepNext w:val="0"/>
+      <w:keepLines w:val="0"/>
+    </w:pPr>
+  </w:style>
+  <w:style w:type="paragraph" w:styleId="Heading2">
+    <w:name w:val="heading 2"/>
+    <w:basedOn w:val="Normal"/>
+    <w:pPr>
+      <w:outlineLvl w:val="1"/>
+      <w:keepNext w:val="0"/>
+      <w:keepLines w:val="0"/>
+    </w:pPr>
+  </w:style>
 </w:styles>
 </file>